--- a/zht/docx/028.content.docx
+++ b/zht/docx/028.content.docx
@@ -150,26 +150,6 @@
           <w:lang w:val="zh_TW" w:bidi="zh_TW"/>
         </w:rPr>
         <w:t>gui</w:t>
-      </w:r>
-      <w:r>
-        <w:rPr>
-          <w:lang w:val="zh_TW" w:bidi="zh_TW"/>
-        </w:rPr>
-      </w:r>
-    </w:p>
-    <w:p>
-      <w:pPr/>
-      <w:r>
-        <w:rPr>
-          <w:lang w:val="zh_TW" w:bidi="zh_TW"/>
-        </w:rPr>
-      </w:r>
-      <w:r>
-        <w:rPr>
-          <w:i/>
-          <w:lang w:val="zh_TW" w:bidi="zh_TW"/>
-        </w:rPr>
-        <w:t>歸向耶和華</w:t>
       </w:r>
       <w:r>
         <w:rPr>

--- a/zht/docx/028.content.docx
+++ b/zht/docx/028.content.docx
@@ -19,7 +19,7 @@
         <w:rPr>
           <w:lang w:val="zh_TW" w:bidi="zh_TW"/>
         </w:rPr>
-        <w:t>Resource: Study Notes - Themes (Tyndale)</w:t>
+        <w:t>Resource: Tyndale Open Study Notes</w:t>
       </w:r>
       <w:r>
         <w:rPr>
@@ -112,7 +112,7 @@
         <w:rPr>
           <w:lang w:val="zh_TW" w:bidi="zh_TW"/>
         </w:rPr>
-        <w:t>Study Notes - Themes (Tyndale)</w:t>
+        <w:t>Tyndale Open Study Notes</w:t>
       </w:r>
     </w:p>
     <w:p>

--- a/zht/docx/028.content.docx
+++ b/zht/docx/028.content.docx
@@ -149,7 +149,7 @@
         <w:rPr>
           <w:lang w:val="zh_TW" w:bidi="zh_TW"/>
         </w:rPr>
-        <w:t>gui</w:t>
+        <w:t>hao</w:t>
       </w:r>
       <w:r>
         <w:rPr>
@@ -212,7 +212,7 @@
         <w:rPr>
           <w:lang w:val="zh_TW" w:bidi="zh_TW"/>
         </w:rPr>
-        <w:t>歸向耶和華</w:t>
+        <w:t>好消息</w:t>
       </w:r>
       <w:r>
         <w:rPr>
@@ -231,7 +231,65 @@
         <w:rPr>
           <w:lang w:val="zh_TW" w:bidi="zh_TW"/>
         </w:rPr>
-        <w:t>舊約中的先知，屢次呼籲以色列人歸向耶和華，無論是在被擄到巴比倫之前，或是在被擄之後（例如，</w:t>
+        <w:t>使徒以特定的順序分享了關於耶穌的好消息（或稱「福音」），包括以下部分：</w:t>
+      </w:r>
+    </w:p>
+    <w:p>
+      <w:pPr>
+        <w:pStyle w:val="ListNumber"/>
+        <w:numPr>
+          <w:ilvl w:val="0"/>
+          <w:numId w:val="14"/>
+        </w:numPr>
+        <w:spacing w:line="240" w:lineRule="auto"/>
+        <w:ind w:left="720"/>
+      </w:pPr>
+      <w:r>
+        <w:rPr>
+          <w:lang w:val="zh_TW" w:bidi="zh_TW"/>
+        </w:rPr>
+      </w:r>
+      <w:r>
+        <w:rPr>
+          <w:lang w:val="zh_TW" w:bidi="zh_TW"/>
+        </w:rPr>
+        <w:t>舊約聖經的應許，透過耶穌基督的生命、死亡和復活而實現。</w:t>
+      </w:r>
+    </w:p>
+    <w:p>
+      <w:pPr>
+        <w:pStyle w:val="ListNumber"/>
+        <w:spacing w:line="240" w:lineRule="auto"/>
+        <w:ind w:left="720"/>
+      </w:pPr>
+      <w:r>
+        <w:rPr>
+          <w:lang w:val="zh_TW" w:bidi="zh_TW"/>
+        </w:rPr>
+      </w:r>
+      <w:r>
+        <w:rPr>
+          <w:lang w:val="zh_TW" w:bidi="zh_TW"/>
+        </w:rPr>
+        <w:t>神藉著使耶穌從死裡復活，高舉耶穌成為神新子民的領袖，即神所揀選的彌賽亞。</w:t>
+      </w:r>
+    </w:p>
+    <w:p>
+      <w:pPr>
+        <w:pStyle w:val="ListNumber"/>
+        <w:spacing w:line="240" w:lineRule="auto"/>
+        <w:ind w:left="720"/>
+      </w:pPr>
+      <w:r>
+        <w:rPr>
+          <w:lang w:val="zh_TW" w:bidi="zh_TW"/>
+        </w:rPr>
+      </w:r>
+      <w:r>
+        <w:rPr>
+          <w:lang w:val="zh_TW" w:bidi="zh_TW"/>
+        </w:rPr>
+        <w:t>使徒見證神在耶穌基督身上的工作。他們看到祂的公開事奉和復活（</w:t>
       </w:r>
       <w:hyperlink r:id="rId13">
         <w:r>
@@ -242,14 +300,14 @@
             <w:color w:val="0000EE"/>
             <w:u w:val="single"/>
           </w:rPr>
-          <w:t>賽55:6–7</w:t>
-        </w:r>
-      </w:hyperlink>
-      <w:r>
-        <w:rPr>
-          <w:lang w:val="zh_TW" w:bidi="zh_TW"/>
-        </w:rPr>
-        <w:t>；</w:t>
+          <w:t>徒2:32</w:t>
+        </w:r>
+      </w:hyperlink>
+      <w:r>
+        <w:rPr>
+          <w:lang w:val="zh_TW" w:bidi="zh_TW"/>
+        </w:rPr>
+        <w:t>，</w:t>
       </w:r>
       <w:hyperlink r:id="rId14">
         <w:r>
@@ -260,14 +318,14 @@
             <w:color w:val="0000EE"/>
             <w:u w:val="single"/>
           </w:rPr>
-          <w:t>何6:1–3</w:t>
-        </w:r>
-      </w:hyperlink>
-      <w:r>
-        <w:rPr>
-          <w:lang w:val="zh_TW" w:bidi="zh_TW"/>
-        </w:rPr>
-        <w:t>；</w:t>
+          <w:t>3:15</w:t>
+        </w:r>
+      </w:hyperlink>
+      <w:r>
+        <w:rPr>
+          <w:lang w:val="zh_TW" w:bidi="zh_TW"/>
+        </w:rPr>
+        <w:t>，</w:t>
       </w:r>
       <w:hyperlink r:id="rId15">
         <w:r>
@@ -278,14 +336,14 @@
             <w:color w:val="0000EE"/>
             <w:u w:val="single"/>
           </w:rPr>
-          <w:t>該1:12</w:t>
-        </w:r>
-      </w:hyperlink>
-      <w:r>
-        <w:rPr>
-          <w:lang w:val="zh_TW" w:bidi="zh_TW"/>
-        </w:rPr>
-        <w:t>；</w:t>
+          <w:t>4:33</w:t>
+        </w:r>
+      </w:hyperlink>
+      <w:r>
+        <w:rPr>
+          <w:lang w:val="zh_TW" w:bidi="zh_TW"/>
+        </w:rPr>
+        <w:t>，</w:t>
       </w:r>
       <w:hyperlink r:id="rId16">
         <w:r>
@@ -296,14 +354,212 @@
             <w:color w:val="0000EE"/>
             <w:u w:val="single"/>
           </w:rPr>
-          <w:t>瑪3:7</w:t>
-        </w:r>
-      </w:hyperlink>
-      <w:r>
-        <w:rPr>
-          <w:lang w:val="zh_TW" w:bidi="zh_TW"/>
-        </w:rPr>
-        <w:t>）。這樣的呼召，表明以色列人要重新立定心志，回轉順服神的旨意。他們曾背離真神，轉而敬拜別神，因此招致神的審判——聖殿被毀，百姓被擄。神對祂子民的復興與賜福，是建立在他們願意悔改歸向祂、順服祂的基礎上。</w:t>
+          <w:t>5:30–32</w:t>
+        </w:r>
+      </w:hyperlink>
+      <w:r>
+        <w:rPr>
+          <w:lang w:val="zh_TW" w:bidi="zh_TW"/>
+        </w:rPr>
+        <w:t>，</w:t>
+      </w:r>
+      <w:hyperlink r:id="rId17">
+        <w:r>
+          <w:rPr>
+            <w:lang w:val="zh_TW" w:bidi="zh_TW"/>
+          </w:rPr>
+          <w:rPr>
+            <w:color w:val="0000EE"/>
+            <w:u w:val="single"/>
+          </w:rPr>
+          <w:t>13:30–31</w:t>
+        </w:r>
+      </w:hyperlink>
+      <w:r>
+        <w:rPr>
+          <w:lang w:val="zh_TW" w:bidi="zh_TW"/>
+        </w:rPr>
+        <w:t>）。他們是祂揀選的使者（</w:t>
+      </w:r>
+      <w:hyperlink r:id="rId18">
+        <w:r>
+          <w:rPr>
+            <w:lang w:val="zh_TW" w:bidi="zh_TW"/>
+          </w:rPr>
+          <w:rPr>
+            <w:color w:val="0000EE"/>
+            <w:u w:val="single"/>
+          </w:rPr>
+          <w:t>10:39–43</w:t>
+        </w:r>
+      </w:hyperlink>
+      <w:r>
+        <w:rPr>
+          <w:lang w:val="zh_TW" w:bidi="zh_TW"/>
+        </w:rPr>
+        <w:t>）。</w:t>
+      </w:r>
+    </w:p>
+    <w:p>
+      <w:pPr>
+        <w:pStyle w:val="ListNumber"/>
+        <w:spacing w:line="240" w:lineRule="auto"/>
+        <w:ind w:left="720"/>
+      </w:pPr>
+      <w:r>
+        <w:rPr>
+          <w:lang w:val="zh_TW" w:bidi="zh_TW"/>
+        </w:rPr>
+      </w:r>
+      <w:r>
+        <w:rPr>
+          <w:lang w:val="zh_TW" w:bidi="zh_TW"/>
+        </w:rPr>
+        <w:t>對這個好消息的正確回應，是悔改（遠離罪）並信靠耶穌（</w:t>
+      </w:r>
+      <w:hyperlink r:id="rId19">
+        <w:r>
+          <w:rPr>
+            <w:lang w:val="zh_TW" w:bidi="zh_TW"/>
+          </w:rPr>
+          <w:rPr>
+            <w:color w:val="0000EE"/>
+            <w:u w:val="single"/>
+          </w:rPr>
+          <w:t>徒2:38</w:t>
+        </w:r>
+      </w:hyperlink>
+      <w:r>
+        <w:rPr>
+          <w:lang w:val="zh_TW" w:bidi="zh_TW"/>
+        </w:rPr>
+        <w:t>，</w:t>
+      </w:r>
+      <w:hyperlink r:id="rId20">
+        <w:r>
+          <w:rPr>
+            <w:lang w:val="zh_TW" w:bidi="zh_TW"/>
+          </w:rPr>
+          <w:rPr>
+            <w:color w:val="0000EE"/>
+            <w:u w:val="single"/>
+          </w:rPr>
+          <w:t>3:19</w:t>
+        </w:r>
+      </w:hyperlink>
+      <w:r>
+        <w:rPr>
+          <w:lang w:val="zh_TW" w:bidi="zh_TW"/>
+        </w:rPr>
+        <w:t>，</w:t>
+      </w:r>
+      <w:hyperlink r:id="rId21">
+        <w:r>
+          <w:rPr>
+            <w:lang w:val="zh_TW" w:bidi="zh_TW"/>
+          </w:rPr>
+          <w:rPr>
+            <w:color w:val="0000EE"/>
+            <w:u w:val="single"/>
+          </w:rPr>
+          <w:t>13:39</w:t>
+        </w:r>
+      </w:hyperlink>
+      <w:r>
+        <w:rPr>
+          <w:lang w:val="zh_TW" w:bidi="zh_TW"/>
+        </w:rPr>
+        <w:t>、</w:t>
+      </w:r>
+      <w:hyperlink r:id="rId22">
+        <w:r>
+          <w:rPr>
+            <w:lang w:val="zh_TW" w:bidi="zh_TW"/>
+          </w:rPr>
+          <w:rPr>
+            <w:color w:val="0000EE"/>
+            <w:u w:val="single"/>
+          </w:rPr>
+          <w:t>48</w:t>
+        </w:r>
+      </w:hyperlink>
+      <w:r>
+        <w:rPr>
+          <w:lang w:val="zh_TW" w:bidi="zh_TW"/>
+        </w:rPr>
+        <w:t>，</w:t>
+      </w:r>
+      <w:hyperlink r:id="rId23">
+        <w:r>
+          <w:rPr>
+            <w:lang w:val="zh_TW" w:bidi="zh_TW"/>
+          </w:rPr>
+          <w:rPr>
+            <w:color w:val="0000EE"/>
+            <w:u w:val="single"/>
+          </w:rPr>
+          <w:t>17:30</w:t>
+        </w:r>
+      </w:hyperlink>
+      <w:r>
+        <w:rPr>
+          <w:lang w:val="zh_TW" w:bidi="zh_TW"/>
+        </w:rPr>
+        <w:t>，</w:t>
+      </w:r>
+      <w:hyperlink r:id="rId24">
+        <w:r>
+          <w:rPr>
+            <w:lang w:val="zh_TW" w:bidi="zh_TW"/>
+          </w:rPr>
+          <w:rPr>
+            <w:color w:val="0000EE"/>
+            <w:u w:val="single"/>
+          </w:rPr>
+          <w:t>20:21</w:t>
+        </w:r>
+      </w:hyperlink>
+      <w:r>
+        <w:rPr>
+          <w:lang w:val="zh_TW" w:bidi="zh_TW"/>
+        </w:rPr>
+        <w:t>，</w:t>
+      </w:r>
+      <w:hyperlink r:id="rId25">
+        <w:r>
+          <w:rPr>
+            <w:lang w:val="zh_TW" w:bidi="zh_TW"/>
+          </w:rPr>
+          <w:rPr>
+            <w:color w:val="0000EE"/>
+            <w:u w:val="single"/>
+          </w:rPr>
+          <w:t>26:20</w:t>
+        </w:r>
+      </w:hyperlink>
+      <w:r>
+        <w:rPr>
+          <w:lang w:val="zh_TW" w:bidi="zh_TW"/>
+        </w:rPr>
+        <w:t>）。</w:t>
+      </w:r>
+    </w:p>
+    <w:p>
+      <w:pPr>
+        <w:pStyle w:val="ListNumber"/>
+        <w:spacing w:line="240" w:lineRule="auto"/>
+        <w:ind w:left="720"/>
+      </w:pPr>
+      <w:r>
+        <w:rPr>
+          <w:lang w:val="zh_TW" w:bidi="zh_TW"/>
+        </w:rPr>
+      </w:r>
+      <w:r>
+        <w:rPr>
+          <w:lang w:val="zh_TW" w:bidi="zh_TW"/>
+        </w:rPr>
+        <w:t>神應許將聖靈賜給那些藉耶穌基督，接受神的赦免，並從罪中得到拯救的人。</w:t>
       </w:r>
     </w:p>
     <w:p>
@@ -317,48 +573,198 @@
         <w:rPr>
           <w:lang w:val="zh_TW" w:bidi="zh_TW"/>
         </w:rPr>
-        <w:t>先知撒迦利亞對於從被擄之地歸回耶路撒冷的百姓，有一個主要的信息。他在開始時便宣告：「</w:t>
-      </w:r>
-      <w:r>
-        <w:rPr>
-          <w:lang w:val="zh_TW" w:bidi="zh_TW"/>
-        </w:rPr>
-        <w:t>你們要轉向我，我就轉向你們。這是萬軍之耶和華說的</w:t>
-      </w:r>
-      <w:r>
-        <w:rPr>
-          <w:lang w:val="zh_TW" w:bidi="zh_TW"/>
-        </w:rPr>
-        <w:t>」（</w:t>
-      </w:r>
-      <w:hyperlink r:id="rId17">
-        <w:r>
-          <w:rPr>
-            <w:lang w:val="zh_TW" w:bidi="zh_TW"/>
-          </w:rPr>
-          <w:rPr>
-            <w:color w:val="0000EE"/>
-            <w:u w:val="single"/>
-          </w:rPr>
-          <w:t>亞1:3</w:t>
-        </w:r>
-      </w:hyperlink>
-      <w:r>
-        <w:rPr>
-          <w:lang w:val="zh_TW" w:bidi="zh_TW"/>
-        </w:rPr>
-        <w:t>）。撒迦利亞勸勉以色列人重新委身於神與他們所立特別的約（即盟約），並警戒他們要記取列祖的教訓——他們因不忠於盟約而遭受嚴厲的後果（</w:t>
-      </w:r>
-      <w:hyperlink r:id="rId18">
-        <w:r>
-          <w:rPr>
-            <w:lang w:val="zh_TW" w:bidi="zh_TW"/>
-          </w:rPr>
-          <w:rPr>
-            <w:color w:val="0000EE"/>
-            <w:u w:val="single"/>
-          </w:rPr>
-          <w:t>7:11–14</w:t>
+        <w:t>使徒經常與地中海地區的猶太人和非猶太人（稱為外邦人）分享這個基本信息（見</w:t>
+      </w:r>
+      <w:hyperlink r:id="rId26">
+        <w:r>
+          <w:rPr>
+            <w:lang w:val="zh_TW" w:bidi="zh_TW"/>
+          </w:rPr>
+          <w:rPr>
+            <w:color w:val="0000EE"/>
+            <w:u w:val="single"/>
+          </w:rPr>
+          <w:t>徒1:8</w:t>
+        </w:r>
+      </w:hyperlink>
+      <w:r>
+        <w:rPr>
+          <w:lang w:val="zh_TW" w:bidi="zh_TW"/>
+        </w:rPr>
+        <w:t>，</w:t>
+      </w:r>
+      <w:hyperlink r:id="rId27">
+        <w:r>
+          <w:rPr>
+            <w:lang w:val="zh_TW" w:bidi="zh_TW"/>
+          </w:rPr>
+          <w:rPr>
+            <w:color w:val="0000EE"/>
+            <w:u w:val="single"/>
+          </w:rPr>
+          <w:t>9:15</w:t>
+        </w:r>
+      </w:hyperlink>
+      <w:r>
+        <w:rPr>
+          <w:lang w:val="zh_TW" w:bidi="zh_TW"/>
+        </w:rPr>
+        <w:t>），可以在彼得和腓利的講論中聽見（</w:t>
+      </w:r>
+      <w:hyperlink r:id="rId28">
+        <w:r>
+          <w:rPr>
+            <w:lang w:val="zh_TW" w:bidi="zh_TW"/>
+          </w:rPr>
+          <w:rPr>
+            <w:color w:val="0000EE"/>
+            <w:u w:val="single"/>
+          </w:rPr>
+          <w:t>2:14–41</w:t>
+        </w:r>
+      </w:hyperlink>
+      <w:r>
+        <w:rPr>
+          <w:lang w:val="zh_TW" w:bidi="zh_TW"/>
+        </w:rPr>
+        <w:t>，</w:t>
+      </w:r>
+      <w:hyperlink r:id="rId29">
+        <w:r>
+          <w:rPr>
+            <w:lang w:val="zh_TW" w:bidi="zh_TW"/>
+          </w:rPr>
+          <w:rPr>
+            <w:color w:val="0000EE"/>
+            <w:u w:val="single"/>
+          </w:rPr>
+          <w:t>3:12–26</w:t>
+        </w:r>
+      </w:hyperlink>
+      <w:r>
+        <w:rPr>
+          <w:lang w:val="zh_TW" w:bidi="zh_TW"/>
+        </w:rPr>
+        <w:t>，</w:t>
+      </w:r>
+      <w:hyperlink r:id="rId30">
+        <w:r>
+          <w:rPr>
+            <w:lang w:val="zh_TW" w:bidi="zh_TW"/>
+          </w:rPr>
+          <w:rPr>
+            <w:color w:val="0000EE"/>
+            <w:u w:val="single"/>
+          </w:rPr>
+          <w:t>4:8–12</w:t>
+        </w:r>
+      </w:hyperlink>
+      <w:r>
+        <w:rPr>
+          <w:lang w:val="zh_TW" w:bidi="zh_TW"/>
+        </w:rPr>
+        <w:t>、</w:t>
+      </w:r>
+      <w:hyperlink r:id="rId31">
+        <w:r>
+          <w:rPr>
+            <w:lang w:val="zh_TW" w:bidi="zh_TW"/>
+          </w:rPr>
+          <w:rPr>
+            <w:color w:val="0000EE"/>
+            <w:u w:val="single"/>
+          </w:rPr>
+          <w:t>5:29–32</w:t>
+        </w:r>
+      </w:hyperlink>
+      <w:r>
+        <w:rPr>
+          <w:lang w:val="zh_TW" w:bidi="zh_TW"/>
+        </w:rPr>
+        <w:t>、</w:t>
+      </w:r>
+      <w:hyperlink r:id="rId32">
+        <w:r>
+          <w:rPr>
+            <w:lang w:val="zh_TW" w:bidi="zh_TW"/>
+          </w:rPr>
+          <w:rPr>
+            <w:color w:val="0000EE"/>
+            <w:u w:val="single"/>
+          </w:rPr>
+          <w:t>8:4–13</w:t>
+        </w:r>
+      </w:hyperlink>
+      <w:r>
+        <w:rPr>
+          <w:lang w:val="zh_TW" w:bidi="zh_TW"/>
+        </w:rPr>
+        <w:t>、</w:t>
+      </w:r>
+      <w:hyperlink r:id="rId33">
+        <w:r>
+          <w:rPr>
+            <w:lang w:val="zh_TW" w:bidi="zh_TW"/>
+          </w:rPr>
+          <w:rPr>
+            <w:color w:val="0000EE"/>
+            <w:u w:val="single"/>
+          </w:rPr>
+          <w:t>26–40</w:t>
+        </w:r>
+      </w:hyperlink>
+      <w:r>
+        <w:rPr>
+          <w:lang w:val="zh_TW" w:bidi="zh_TW"/>
+        </w:rPr>
+        <w:t>，</w:t>
+      </w:r>
+      <w:hyperlink r:id="rId34">
+        <w:r>
+          <w:rPr>
+            <w:lang w:val="zh_TW" w:bidi="zh_TW"/>
+          </w:rPr>
+          <w:rPr>
+            <w:color w:val="0000EE"/>
+            <w:u w:val="single"/>
+          </w:rPr>
+          <w:t>10:34–43</w:t>
+        </w:r>
+      </w:hyperlink>
+      <w:r>
+        <w:rPr>
+          <w:lang w:val="zh_TW" w:bidi="zh_TW"/>
+        </w:rPr>
+        <w:t>）。保羅的講道也包含這些主題（例如，</w:t>
+      </w:r>
+      <w:hyperlink r:id="rId35">
+        <w:r>
+          <w:rPr>
+            <w:lang w:val="zh_TW" w:bidi="zh_TW"/>
+          </w:rPr>
+          <w:rPr>
+            <w:color w:val="0000EE"/>
+            <w:u w:val="single"/>
+          </w:rPr>
+          <w:t>徒13:16–49</w:t>
+        </w:r>
+      </w:hyperlink>
+      <w:r>
+        <w:rPr>
+          <w:lang w:val="zh_TW" w:bidi="zh_TW"/>
+        </w:rPr>
+        <w:t>；</w:t>
+      </w:r>
+      <w:hyperlink r:id="rId36">
+        <w:r>
+          <w:rPr>
+            <w:lang w:val="zh_TW" w:bidi="zh_TW"/>
+          </w:rPr>
+          <w:rPr>
+            <w:color w:val="0000EE"/>
+            <w:u w:val="single"/>
+          </w:rPr>
+          <w:t>林前15:1–11</w:t>
         </w:r>
       </w:hyperlink>
       <w:r>
@@ -379,18 +785,18 @@
         <w:rPr>
           <w:lang w:val="zh_TW" w:bidi="zh_TW"/>
         </w:rPr>
-        <w:t>撒迦利亞關心以色列與神之間的盟約，以及社會的公義。他強調，真正歸向耶和華，應當伴隨順服祂的誡命，並實踐公義、誠實、公平、憐憫與慈愛（</w:t>
-      </w:r>
-      <w:hyperlink r:id="rId19">
-        <w:r>
-          <w:rPr>
-            <w:lang w:val="zh_TW" w:bidi="zh_TW"/>
-          </w:rPr>
-          <w:rPr>
-            <w:color w:val="0000EE"/>
-            <w:u w:val="single"/>
-          </w:rPr>
-          <w:t>亞7:9–10</w:t>
+        <w:t>這個關於神拯救恩典的有力信息，改變了人們的意志和心靈去順服祂。接受這個信息是邁向救恩的第一步。神呼召所有人從罪中悔改，並信靠耶穌的拯救力量（</w:t>
+      </w:r>
+      <w:hyperlink r:id="rId37">
+        <w:r>
+          <w:rPr>
+            <w:lang w:val="zh_TW" w:bidi="zh_TW"/>
+          </w:rPr>
+          <w:rPr>
+            <w:color w:val="0000EE"/>
+            <w:u w:val="single"/>
+          </w:rPr>
+          <w:t>徒4:12</w:t>
         </w:r>
       </w:hyperlink>
       <w:r>
@@ -399,23 +805,41 @@
         </w:rPr>
         <w:t>，</w:t>
       </w:r>
-      <w:hyperlink r:id="rId20">
-        <w:r>
-          <w:rPr>
-            <w:lang w:val="zh_TW" w:bidi="zh_TW"/>
-          </w:rPr>
-          <w:rPr>
-            <w:color w:val="0000EE"/>
-            <w:u w:val="single"/>
-          </w:rPr>
-          <w:t>8:16–17</w:t>
-        </w:r>
-      </w:hyperlink>
-      <w:r>
-        <w:rPr>
-          <w:lang w:val="zh_TW" w:bidi="zh_TW"/>
-        </w:rPr>
-        <w:t>）。撒迦利亞強調人與神、人與人之間的正確關係，也預示了耶穌後來的教導。耶穌說最大的誡命就是「你要盡心、盡性、盡意愛主你的神」，其次是「要愛人如己」（</w:t>
+      <w:hyperlink r:id="rId38">
+        <w:r>
+          <w:rPr>
+            <w:lang w:val="zh_TW" w:bidi="zh_TW"/>
+          </w:rPr>
+          <w:rPr>
+            <w:color w:val="0000EE"/>
+            <w:u w:val="single"/>
+          </w:rPr>
+          <w:t>13:38</w:t>
+        </w:r>
+      </w:hyperlink>
+      <w:r>
+        <w:rPr>
+          <w:lang w:val="zh_TW" w:bidi="zh_TW"/>
+        </w:rPr>
+        <w:t>，</w:t>
+      </w:r>
+      <w:hyperlink r:id="rId39">
+        <w:r>
+          <w:rPr>
+            <w:lang w:val="zh_TW" w:bidi="zh_TW"/>
+          </w:rPr>
+          <w:rPr>
+            <w:color w:val="0000EE"/>
+            <w:u w:val="single"/>
+          </w:rPr>
+          <w:t>16:30–31</w:t>
+        </w:r>
+      </w:hyperlink>
+      <w:r>
+        <w:rPr>
+          <w:lang w:val="zh_TW" w:bidi="zh_TW"/>
+        </w:rPr>
+        <w:t>）。藉著耶穌，神持續使那些繼續信靠祂的人，與祂和好（</w:t>
       </w:r>
       <w:hyperlink r:id="rId21">
         <w:r>
@@ -426,7 +850,7 @@
             <w:color w:val="0000EE"/>
             <w:u w:val="single"/>
           </w:rPr>
-          <w:t>太22:34–40</w:t>
+          <w:t>13:39</w:t>
         </w:r>
       </w:hyperlink>
       <w:r>
@@ -458,16 +882,34 @@
           <w:lang w:val="zh_TW" w:bidi="zh_TW"/>
         </w:rPr>
       </w:r>
-      <w:hyperlink r:id="rId22">
-        <w:r>
-          <w:rPr>
-            <w:lang w:val="zh_TW" w:bidi="zh_TW"/>
-          </w:rPr>
-          <w:rPr>
-            <w:color w:val="0000EE"/>
-            <w:u w:val="single"/>
-          </w:rPr>
-          <w:t>撒上7:2–11</w:t>
+      <w:hyperlink r:id="rId40">
+        <w:r>
+          <w:rPr>
+            <w:lang w:val="zh_TW" w:bidi="zh_TW"/>
+          </w:rPr>
+          <w:rPr>
+            <w:color w:val="0000EE"/>
+            <w:u w:val="single"/>
+          </w:rPr>
+          <w:t>太4:23–24</w:t>
+        </w:r>
+      </w:hyperlink>
+      <w:r>
+        <w:rPr>
+          <w:lang w:val="zh_TW" w:bidi="zh_TW"/>
+        </w:rPr>
+        <w:t>，</w:t>
+      </w:r>
+      <w:hyperlink r:id="rId41">
+        <w:r>
+          <w:rPr>
+            <w:lang w:val="zh_TW" w:bidi="zh_TW"/>
+          </w:rPr>
+          <w:rPr>
+            <w:color w:val="0000EE"/>
+            <w:u w:val="single"/>
+          </w:rPr>
+          <w:t>24:14</w:t>
         </w:r>
       </w:hyperlink>
       <w:r>
@@ -476,16 +918,70 @@
         </w:rPr>
         <w:t>；</w:t>
       </w:r>
-      <w:hyperlink r:id="rId23">
-        <w:r>
-          <w:rPr>
-            <w:lang w:val="zh_TW" w:bidi="zh_TW"/>
-          </w:rPr>
-          <w:rPr>
-            <w:color w:val="0000EE"/>
-            <w:u w:val="single"/>
-          </w:rPr>
-          <w:t>賽1:16–20</w:t>
+      <w:hyperlink r:id="rId42">
+        <w:r>
+          <w:rPr>
+            <w:lang w:val="zh_TW" w:bidi="zh_TW"/>
+          </w:rPr>
+          <w:rPr>
+            <w:color w:val="0000EE"/>
+            <w:u w:val="single"/>
+          </w:rPr>
+          <w:t>可1:1</w:t>
+        </w:r>
+      </w:hyperlink>
+      <w:r>
+        <w:rPr>
+          <w:lang w:val="zh_TW" w:bidi="zh_TW"/>
+        </w:rPr>
+        <w:t>、</w:t>
+      </w:r>
+      <w:hyperlink r:id="rId43">
+        <w:r>
+          <w:rPr>
+            <w:lang w:val="zh_TW" w:bidi="zh_TW"/>
+          </w:rPr>
+          <w:rPr>
+            <w:color w:val="0000EE"/>
+            <w:u w:val="single"/>
+          </w:rPr>
+          <w:t>14–15</w:t>
+        </w:r>
+      </w:hyperlink>
+      <w:r>
+        <w:rPr>
+          <w:lang w:val="zh_TW" w:bidi="zh_TW"/>
+        </w:rPr>
+        <w:t>；</w:t>
+      </w:r>
+      <w:hyperlink r:id="rId44">
+        <w:r>
+          <w:rPr>
+            <w:lang w:val="zh_TW" w:bidi="zh_TW"/>
+          </w:rPr>
+          <w:rPr>
+            <w:color w:val="0000EE"/>
+            <w:u w:val="single"/>
+          </w:rPr>
+          <w:t>路4:18–21</w:t>
+        </w:r>
+      </w:hyperlink>
+      <w:r>
+        <w:rPr>
+          <w:lang w:val="zh_TW" w:bidi="zh_TW"/>
+        </w:rPr>
+        <w:t>；</w:t>
+      </w:r>
+      <w:hyperlink r:id="rId45">
+        <w:r>
+          <w:rPr>
+            <w:lang w:val="zh_TW" w:bidi="zh_TW"/>
+          </w:rPr>
+          <w:rPr>
+            <w:color w:val="0000EE"/>
+            <w:u w:val="single"/>
+          </w:rPr>
+          <w:t>徒2:14–40</w:t>
         </w:r>
       </w:hyperlink>
       <w:r>
@@ -494,6 +990,114 @@
         </w:rPr>
         <w:t>，</w:t>
       </w:r>
+      <w:hyperlink r:id="rId29">
+        <w:r>
+          <w:rPr>
+            <w:lang w:val="zh_TW" w:bidi="zh_TW"/>
+          </w:rPr>
+          <w:rPr>
+            <w:color w:val="0000EE"/>
+            <w:u w:val="single"/>
+          </w:rPr>
+          <w:t>3:12–26</w:t>
+        </w:r>
+      </w:hyperlink>
+      <w:r>
+        <w:rPr>
+          <w:lang w:val="zh_TW" w:bidi="zh_TW"/>
+        </w:rPr>
+        <w:t>，</w:t>
+      </w:r>
+      <w:hyperlink r:id="rId46">
+        <w:r>
+          <w:rPr>
+            <w:lang w:val="zh_TW" w:bidi="zh_TW"/>
+          </w:rPr>
+          <w:rPr>
+            <w:color w:val="0000EE"/>
+            <w:u w:val="single"/>
+          </w:rPr>
+          <w:t>8:25–40</w:t>
+        </w:r>
+      </w:hyperlink>
+      <w:r>
+        <w:rPr>
+          <w:lang w:val="zh_TW" w:bidi="zh_TW"/>
+        </w:rPr>
+        <w:t>，</w:t>
+      </w:r>
+      <w:hyperlink r:id="rId34">
+        <w:r>
+          <w:rPr>
+            <w:lang w:val="zh_TW" w:bidi="zh_TW"/>
+          </w:rPr>
+          <w:rPr>
+            <w:color w:val="0000EE"/>
+            <w:u w:val="single"/>
+          </w:rPr>
+          <w:t>10:34–43</w:t>
+        </w:r>
+      </w:hyperlink>
+      <w:r>
+        <w:rPr>
+          <w:lang w:val="zh_TW" w:bidi="zh_TW"/>
+        </w:rPr>
+        <w:t>，</w:t>
+      </w:r>
+      <w:hyperlink r:id="rId47">
+        <w:r>
+          <w:rPr>
+            <w:lang w:val="zh_TW" w:bidi="zh_TW"/>
+          </w:rPr>
+          <w:rPr>
+            <w:color w:val="0000EE"/>
+            <w:u w:val="single"/>
+          </w:rPr>
+          <w:t>13:16–41</w:t>
+        </w:r>
+      </w:hyperlink>
+      <w:r>
+        <w:rPr>
+          <w:lang w:val="zh_TW" w:bidi="zh_TW"/>
+        </w:rPr>
+        <w:t>，</w:t>
+      </w:r>
+      <w:hyperlink r:id="rId48">
+        <w:r>
+          <w:rPr>
+            <w:lang w:val="zh_TW" w:bidi="zh_TW"/>
+          </w:rPr>
+          <w:rPr>
+            <w:color w:val="0000EE"/>
+            <w:u w:val="single"/>
+          </w:rPr>
+          <w:t>16:31</w:t>
+        </w:r>
+      </w:hyperlink>
+      <w:r>
+        <w:rPr>
+          <w:lang w:val="zh_TW" w:bidi="zh_TW"/>
+        </w:rPr>
+        <w:t>，</w:t>
+      </w:r>
+      <w:hyperlink r:id="rId49">
+        <w:r>
+          <w:rPr>
+            <w:lang w:val="zh_TW" w:bidi="zh_TW"/>
+          </w:rPr>
+          <w:rPr>
+            <w:color w:val="0000EE"/>
+            <w:u w:val="single"/>
+          </w:rPr>
+          <w:t>17:16–31</w:t>
+        </w:r>
+      </w:hyperlink>
+      <w:r>
+        <w:rPr>
+          <w:lang w:val="zh_TW" w:bidi="zh_TW"/>
+        </w:rPr>
+        <w:t>，</w:t>
+      </w:r>
       <w:hyperlink r:id="rId24">
         <w:r>
           <w:rPr>
@@ -503,7 +1107,7 @@
             <w:color w:val="0000EE"/>
             <w:u w:val="single"/>
           </w:rPr>
-          <w:t>55:7</w:t>
+          <w:t>20:21</w:t>
         </w:r>
       </w:hyperlink>
       <w:r>
@@ -512,16 +1116,16 @@
         </w:rPr>
         <w:t>；</w:t>
       </w:r>
-      <w:hyperlink r:id="rId14">
-        <w:r>
-          <w:rPr>
-            <w:lang w:val="zh_TW" w:bidi="zh_TW"/>
-          </w:rPr>
-          <w:rPr>
-            <w:color w:val="0000EE"/>
-            <w:u w:val="single"/>
-          </w:rPr>
-          <w:t>何6:1–3</w:t>
+      <w:hyperlink r:id="rId50">
+        <w:r>
+          <w:rPr>
+            <w:lang w:val="zh_TW" w:bidi="zh_TW"/>
+          </w:rPr>
+          <w:rPr>
+            <w:color w:val="0000EE"/>
+            <w:u w:val="single"/>
+          </w:rPr>
+          <w:t>羅1:1–5</w:t>
         </w:r>
       </w:hyperlink>
       <w:r>
@@ -530,16 +1134,82 @@
         </w:rPr>
         <w:t>，</w:t>
       </w:r>
-      <w:hyperlink r:id="rId25">
-        <w:r>
-          <w:rPr>
-            <w:lang w:val="zh_TW" w:bidi="zh_TW"/>
-          </w:rPr>
-          <w:rPr>
-            <w:color w:val="0000EE"/>
-            <w:u w:val="single"/>
-          </w:rPr>
-          <w:t>14:1–7</w:t>
+      <w:hyperlink r:id="rId51">
+        <w:r>
+          <w:rPr>
+            <w:lang w:val="zh_TW" w:bidi="zh_TW"/>
+          </w:rPr>
+          <w:rPr>
+            <w:color w:val="0000EE"/>
+            <w:u w:val="single"/>
+          </w:rPr>
+          <w:t>15–17</w:t>
+        </w:r>
+      </w:hyperlink>
+      <w:r>
+        <w:rPr>
+          <w:lang w:val="zh_TW" w:bidi="zh_TW"/>
+        </w:rPr>
+        <w:t>，</w:t>
+      </w:r>
+      <w:hyperlink r:id="rId52">
+        <w:r>
+          <w:rPr>
+            <w:lang w:val="zh_TW" w:bidi="zh_TW"/>
+          </w:rPr>
+          <w:rPr>
+            <w:color w:val="0000EE"/>
+            <w:u w:val="single"/>
+          </w:rPr>
+          <w:t>10:15–17</w:t>
+        </w:r>
+      </w:hyperlink>
+      <w:r>
+        <w:rPr>
+          <w:lang w:val="zh_TW" w:bidi="zh_TW"/>
+        </w:rPr>
+        <w:t>，</w:t>
+      </w:r>
+      <w:hyperlink r:id="rId53">
+        <w:r>
+          <w:rPr>
+            <w:lang w:val="zh_TW" w:bidi="zh_TW"/>
+          </w:rPr>
+          <w:rPr>
+            <w:color w:val="0000EE"/>
+            <w:u w:val="single"/>
+          </w:rPr>
+          <w:t>16:25–27；</w:t>
+        </w:r>
+      </w:hyperlink>
+      <w:hyperlink r:id="rId54">
+        <w:r>
+          <w:rPr>
+            <w:lang w:val="zh_TW" w:bidi="zh_TW"/>
+          </w:rPr>
+          <w:rPr>
+            <w:color w:val="0000EE"/>
+            <w:u w:val="single"/>
+          </w:rPr>
+          <w:t>林前1:18</w:t>
+        </w:r>
+      </w:hyperlink>
+      <w:r>
+        <w:rPr>
+          <w:lang w:val="zh_TW" w:bidi="zh_TW"/>
+        </w:rPr>
+        <w:t>，</w:t>
+      </w:r>
+      <w:hyperlink r:id="rId55">
+        <w:r>
+          <w:rPr>
+            <w:lang w:val="zh_TW" w:bidi="zh_TW"/>
+          </w:rPr>
+          <w:rPr>
+            <w:color w:val="0000EE"/>
+            <w:u w:val="single"/>
+          </w:rPr>
+          <w:t>15:3–8</w:t>
         </w:r>
       </w:hyperlink>
       <w:r>
@@ -548,16 +1218,16 @@
         </w:rPr>
         <w:t>；</w:t>
       </w:r>
-      <w:hyperlink r:id="rId15">
-        <w:r>
-          <w:rPr>
-            <w:lang w:val="zh_TW" w:bidi="zh_TW"/>
-          </w:rPr>
-          <w:rPr>
-            <w:color w:val="0000EE"/>
-            <w:u w:val="single"/>
-          </w:rPr>
-          <w:t>該1:12</w:t>
+      <w:hyperlink r:id="rId56">
+        <w:r>
+          <w:rPr>
+            <w:lang w:val="zh_TW" w:bidi="zh_TW"/>
+          </w:rPr>
+          <w:rPr>
+            <w:color w:val="0000EE"/>
+            <w:u w:val="single"/>
+          </w:rPr>
+          <w:t>林後4:3–7</w:t>
         </w:r>
       </w:hyperlink>
       <w:r>
@@ -566,16 +1236,16 @@
         </w:rPr>
         <w:t>；</w:t>
       </w:r>
-      <w:hyperlink r:id="rId17">
-        <w:r>
-          <w:rPr>
-            <w:lang w:val="zh_TW" w:bidi="zh_TW"/>
-          </w:rPr>
-          <w:rPr>
-            <w:color w:val="0000EE"/>
-            <w:u w:val="single"/>
-          </w:rPr>
-          <w:t>亞1:3</w:t>
+      <w:hyperlink r:id="rId57">
+        <w:r>
+          <w:rPr>
+            <w:lang w:val="zh_TW" w:bidi="zh_TW"/>
+          </w:rPr>
+          <w:rPr>
+            <w:color w:val="0000EE"/>
+            <w:u w:val="single"/>
+          </w:rPr>
+          <w:t>弗1:13</w:t>
         </w:r>
       </w:hyperlink>
       <w:r>
@@ -584,16 +1254,52 @@
         </w:rPr>
         <w:t>，</w:t>
       </w:r>
-      <w:hyperlink r:id="rId26">
-        <w:r>
-          <w:rPr>
-            <w:lang w:val="zh_TW" w:bidi="zh_TW"/>
-          </w:rPr>
-          <w:rPr>
-            <w:color w:val="0000EE"/>
-            <w:u w:val="single"/>
-          </w:rPr>
-          <w:t>7:9–14</w:t>
+      <w:hyperlink r:id="rId58">
+        <w:r>
+          <w:rPr>
+            <w:lang w:val="zh_TW" w:bidi="zh_TW"/>
+          </w:rPr>
+          <w:rPr>
+            <w:color w:val="0000EE"/>
+            <w:u w:val="single"/>
+          </w:rPr>
+          <w:t>2:4–18</w:t>
+        </w:r>
+      </w:hyperlink>
+      <w:r>
+        <w:rPr>
+          <w:lang w:val="zh_TW" w:bidi="zh_TW"/>
+        </w:rPr>
+        <w:t>；</w:t>
+      </w:r>
+      <w:hyperlink r:id="rId59">
+        <w:r>
+          <w:rPr>
+            <w:lang w:val="zh_TW" w:bidi="zh_TW"/>
+          </w:rPr>
+          <w:rPr>
+            <w:color w:val="0000EE"/>
+            <w:u w:val="single"/>
+          </w:rPr>
+          <w:t>帖後2:13–14</w:t>
+        </w:r>
+      </w:hyperlink>
+      <w:r>
+        <w:rPr>
+          <w:lang w:val="zh_TW" w:bidi="zh_TW"/>
+        </w:rPr>
+        <w:t>；</w:t>
+      </w:r>
+      <w:hyperlink r:id="rId60">
+        <w:r>
+          <w:rPr>
+            <w:lang w:val="zh_TW" w:bidi="zh_TW"/>
+          </w:rPr>
+          <w:rPr>
+            <w:color w:val="0000EE"/>
+            <w:u w:val="single"/>
+          </w:rPr>
+          <w:t>提後1:9–10</w:t>
         </w:r>
       </w:hyperlink>
       <w:r>
@@ -602,16 +1308,16 @@
         </w:rPr>
         <w:t>，</w:t>
       </w:r>
-      <w:hyperlink r:id="rId20">
-        <w:r>
-          <w:rPr>
-            <w:lang w:val="zh_TW" w:bidi="zh_TW"/>
-          </w:rPr>
-          <w:rPr>
-            <w:color w:val="0000EE"/>
-            <w:u w:val="single"/>
-          </w:rPr>
-          <w:t>8:16–17</w:t>
+      <w:hyperlink r:id="rId61">
+        <w:r>
+          <w:rPr>
+            <w:lang w:val="zh_TW" w:bidi="zh_TW"/>
+          </w:rPr>
+          <w:rPr>
+            <w:color w:val="0000EE"/>
+            <w:u w:val="single"/>
+          </w:rPr>
+          <w:t>2:8–13</w:t>
         </w:r>
       </w:hyperlink>
       <w:r>
@@ -620,16 +1326,16 @@
         </w:rPr>
         <w:t>；</w:t>
       </w:r>
-      <w:hyperlink r:id="rId16">
-        <w:r>
-          <w:rPr>
-            <w:lang w:val="zh_TW" w:bidi="zh_TW"/>
-          </w:rPr>
-          <w:rPr>
-            <w:color w:val="0000EE"/>
-            <w:u w:val="single"/>
-          </w:rPr>
-          <w:t>瑪3:7</w:t>
+      <w:hyperlink r:id="rId62">
+        <w:r>
+          <w:rPr>
+            <w:lang w:val="zh_TW" w:bidi="zh_TW"/>
+          </w:rPr>
+          <w:rPr>
+            <w:color w:val="0000EE"/>
+            <w:u w:val="single"/>
+          </w:rPr>
+          <w:t>來4:1–16</w:t>
         </w:r>
       </w:hyperlink>
       <w:r>
@@ -638,16 +1344,133 @@
         </w:rPr>
         <w:t>；</w:t>
       </w:r>
-      <w:hyperlink r:id="rId27">
-        <w:r>
-          <w:rPr>
-            <w:lang w:val="zh_TW" w:bidi="zh_TW"/>
-          </w:rPr>
-          <w:rPr>
-            <w:color w:val="0000EE"/>
-            <w:u w:val="single"/>
-          </w:rPr>
-          <w:t>太3:2–10</w:t>
+      <w:hyperlink r:id="rId63">
+        <w:r>
+          <w:rPr>
+            <w:lang w:val="zh_TW" w:bidi="zh_TW"/>
+          </w:rPr>
+          <w:rPr>
+            <w:color w:val="0000EE"/>
+            <w:u w:val="single"/>
+          </w:rPr>
+          <w:t>彼前1:3–12</w:t>
+        </w:r>
+      </w:hyperlink>
+      <w:r>
+        <w:rPr>
+          <w:lang w:val="zh_TW" w:bidi="zh_TW"/>
+        </w:rPr>
+        <w:t>；</w:t>
+      </w:r>
+      <w:hyperlink r:id="rId64">
+        <w:r>
+          <w:rPr>
+            <w:lang w:val="zh_TW" w:bidi="zh_TW"/>
+          </w:rPr>
+          <w:rPr>
+            <w:color w:val="0000EE"/>
+            <w:u w:val="single"/>
+          </w:rPr>
+          <w:t>啟14:6–7</w:t>
+        </w:r>
+      </w:hyperlink>
+      <w:r>
+        <w:rPr>
+          <w:lang w:val="zh_TW" w:bidi="zh_TW"/>
+        </w:rPr>
+      </w:r>
+      <w:r>
+        <w:rPr>
+          <w:lang w:val="zh_TW" w:bidi="zh_TW"/>
+        </w:rPr>
+      </w:r>
+    </w:p>
+    <w:p>
+      <w:pPr/>
+      <w:r>
+        <w:rPr>
+          <w:lang w:val="zh_TW" w:bidi="zh_TW"/>
+        </w:rPr>
+      </w:r>
+    </w:p>
+    <w:p>
+      <w:pPr>
+        <w:pStyle w:val="Heading2"/>
+      </w:pPr>
+      <w:r>
+        <w:rPr>
+          <w:lang w:val="zh_TW" w:bidi="zh_TW"/>
+        </w:rPr>
+        <w:t>好消息的奧秘</w:t>
+      </w:r>
+      <w:r>
+        <w:rPr>
+          <w:lang w:val="zh_TW" w:bidi="zh_TW"/>
+        </w:rPr>
+      </w:r>
+    </w:p>
+    <w:p>
+      <w:pPr/>
+      <w:r>
+        <w:rPr>
+          <w:lang w:val="zh_TW" w:bidi="zh_TW"/>
+        </w:rPr>
+      </w:r>
+      <w:r>
+        <w:rPr>
+          <w:lang w:val="zh_TW" w:bidi="zh_TW"/>
+        </w:rPr>
+        <w:t>在使徒保羅的書信中，他經常使用</w:t>
+      </w:r>
+      <w:r>
+        <w:rPr>
+          <w:i/>
+          <w:lang w:val="zh_TW" w:bidi="zh_TW"/>
+        </w:rPr>
+        <w:t>奧秘</w:t>
+      </w:r>
+      <w:r>
+        <w:rPr>
+          <w:lang w:val="zh_TW" w:bidi="zh_TW"/>
+        </w:rPr>
+        <w:t>這個詞（有些譯作</w:t>
+      </w:r>
+      <w:r>
+        <w:rPr>
+          <w:i/>
+          <w:lang w:val="zh_TW" w:bidi="zh_TW"/>
+        </w:rPr>
+        <w:t>秘密</w:t>
+      </w:r>
+      <w:r>
+        <w:rPr>
+          <w:lang w:val="zh_TW" w:bidi="zh_TW"/>
+        </w:rPr>
+        <w:t>）來描述關於耶穌的好消息。有時，保羅使用</w:t>
+      </w:r>
+      <w:r>
+        <w:rPr>
+          <w:i/>
+          <w:lang w:val="zh_TW" w:bidi="zh_TW"/>
+        </w:rPr>
+        <w:t>奧秘</w:t>
+      </w:r>
+      <w:r>
+        <w:rPr>
+          <w:lang w:val="zh_TW" w:bidi="zh_TW"/>
+        </w:rPr>
+        <w:t>來指這好消息本身（</w:t>
+      </w:r>
+      <w:hyperlink r:id="rId65">
+        <w:r>
+          <w:rPr>
+            <w:lang w:val="zh_TW" w:bidi="zh_TW"/>
+          </w:rPr>
+          <w:rPr>
+            <w:color w:val="0000EE"/>
+            <w:u w:val="single"/>
+          </w:rPr>
+          <w:t>西2:2</w:t>
         </w:r>
       </w:hyperlink>
       <w:r>
@@ -656,16 +1479,16 @@
         </w:rPr>
         <w:t>，</w:t>
       </w:r>
-      <w:hyperlink r:id="rId21">
-        <w:r>
-          <w:rPr>
-            <w:lang w:val="zh_TW" w:bidi="zh_TW"/>
-          </w:rPr>
-          <w:rPr>
-            <w:color w:val="0000EE"/>
-            <w:u w:val="single"/>
-          </w:rPr>
-          <w:t>22:34–40</w:t>
+      <w:hyperlink r:id="rId66">
+        <w:r>
+          <w:rPr>
+            <w:lang w:val="zh_TW" w:bidi="zh_TW"/>
+          </w:rPr>
+          <w:rPr>
+            <w:color w:val="0000EE"/>
+            <w:u w:val="single"/>
+          </w:rPr>
+          <w:t>4:3</w:t>
         </w:r>
       </w:hyperlink>
       <w:r>
@@ -674,16 +1497,634 @@
         </w:rPr>
         <w:t>；</w:t>
       </w:r>
-      <w:hyperlink r:id="rId28">
-        <w:r>
-          <w:rPr>
-            <w:lang w:val="zh_TW" w:bidi="zh_TW"/>
-          </w:rPr>
-          <w:rPr>
-            <w:color w:val="0000EE"/>
-            <w:u w:val="single"/>
-          </w:rPr>
-          <w:t>徒17:24–31</w:t>
+      <w:hyperlink r:id="rId67">
+        <w:r>
+          <w:rPr>
+            <w:lang w:val="zh_TW" w:bidi="zh_TW"/>
+          </w:rPr>
+          <w:rPr>
+            <w:color w:val="0000EE"/>
+            <w:u w:val="single"/>
+          </w:rPr>
+          <w:t>林前2:1</w:t>
+        </w:r>
+      </w:hyperlink>
+      <w:r>
+        <w:rPr>
+          <w:lang w:val="zh_TW" w:bidi="zh_TW"/>
+        </w:rPr>
+        <w:t>；</w:t>
+      </w:r>
+      <w:hyperlink r:id="rId68">
+        <w:r>
+          <w:rPr>
+            <w:lang w:val="zh_TW" w:bidi="zh_TW"/>
+          </w:rPr>
+          <w:rPr>
+            <w:color w:val="0000EE"/>
+            <w:u w:val="single"/>
+          </w:rPr>
+          <w:t>弗1:9</w:t>
+        </w:r>
+      </w:hyperlink>
+      <w:r>
+        <w:rPr>
+          <w:lang w:val="zh_TW" w:bidi="zh_TW"/>
+        </w:rPr>
+        <w:t>，</w:t>
+      </w:r>
+      <w:hyperlink r:id="rId69">
+        <w:r>
+          <w:rPr>
+            <w:lang w:val="zh_TW" w:bidi="zh_TW"/>
+          </w:rPr>
+          <w:rPr>
+            <w:color w:val="0000EE"/>
+            <w:u w:val="single"/>
+          </w:rPr>
+          <w:t>6:19</w:t>
+        </w:r>
+      </w:hyperlink>
+      <w:r>
+        <w:rPr>
+          <w:lang w:val="zh_TW" w:bidi="zh_TW"/>
+        </w:rPr>
+        <w:t>）。而更常指所隱藏的事，如保羅在</w:t>
+      </w:r>
+      <w:hyperlink r:id="rId70">
+        <w:r>
+          <w:rPr>
+            <w:lang w:val="zh_TW" w:bidi="zh_TW"/>
+          </w:rPr>
+          <w:rPr>
+            <w:color w:val="0000EE"/>
+            <w:u w:val="single"/>
+          </w:rPr>
+          <w:t>歌羅西書一章26節</w:t>
+        </w:r>
+      </w:hyperlink>
+      <w:r>
+        <w:rPr>
+          <w:lang w:val="zh_TW" w:bidi="zh_TW"/>
+        </w:rPr>
+        <w:t>中，這是「歷世歷代所隱藏的奧祕；但如今向衪的聖徒顯明了」（另見</w:t>
+      </w:r>
+      <w:hyperlink r:id="rId71">
+        <w:r>
+          <w:rPr>
+            <w:lang w:val="zh_TW" w:bidi="zh_TW"/>
+          </w:rPr>
+          <w:rPr>
+            <w:color w:val="0000EE"/>
+            <w:u w:val="single"/>
+          </w:rPr>
+          <w:t>羅16:25</w:t>
+        </w:r>
+      </w:hyperlink>
+      <w:r>
+        <w:rPr>
+          <w:lang w:val="zh_TW" w:bidi="zh_TW"/>
+        </w:rPr>
+        <w:t>；</w:t>
+      </w:r>
+      <w:hyperlink r:id="rId72">
+        <w:r>
+          <w:rPr>
+            <w:lang w:val="zh_TW" w:bidi="zh_TW"/>
+          </w:rPr>
+          <w:rPr>
+            <w:color w:val="0000EE"/>
+            <w:u w:val="single"/>
+          </w:rPr>
+          <w:t>林前2:7</w:t>
+        </w:r>
+      </w:hyperlink>
+      <w:r>
+        <w:rPr>
+          <w:lang w:val="zh_TW" w:bidi="zh_TW"/>
+        </w:rPr>
+        <w:t>；</w:t>
+      </w:r>
+      <w:hyperlink r:id="rId73">
+        <w:r>
+          <w:rPr>
+            <w:lang w:val="zh_TW" w:bidi="zh_TW"/>
+          </w:rPr>
+          <w:rPr>
+            <w:color w:val="0000EE"/>
+            <w:u w:val="single"/>
+          </w:rPr>
+          <w:t>弗3:9</w:t>
+        </w:r>
+      </w:hyperlink>
+      <w:r>
+        <w:rPr>
+          <w:lang w:val="zh_TW" w:bidi="zh_TW"/>
+        </w:rPr>
+        <w:t>）。保羅的意思不是說這好消息是一個需要查考的奧秘，他也不是說好消息是一個只有少數人能理解的諾斯底主義（Gnostic） 思想。（諾斯底主義強調某種特殊的秘密知識是得救的關鍵。）</w:t>
+      </w:r>
+    </w:p>
+    <w:p>
+      <w:pPr/>
+      <w:r>
+        <w:rPr>
+          <w:lang w:val="zh_TW" w:bidi="zh_TW"/>
+        </w:rPr>
+      </w:r>
+      <w:r>
+        <w:rPr>
+          <w:lang w:val="zh_TW" w:bidi="zh_TW"/>
+        </w:rPr>
+        <w:t>相反地，保羅借用了猶太天啟教導的術語。</w:t>
+      </w:r>
+      <w:r>
+        <w:rPr>
+          <w:i/>
+          <w:lang w:val="zh_TW" w:bidi="zh_TW"/>
+        </w:rPr>
+        <w:t>天啟</w:t>
+      </w:r>
+      <w:r>
+        <w:rPr>
+          <w:lang w:val="zh_TW" w:bidi="zh_TW"/>
+        </w:rPr>
+        <w:t>這個術語來自一個希臘詞，意思是「揭示」或「顯明」。啟示錄這卷書的名字也是來自同一個詞。在天啟觀點中，神已經為整個歷史制定了一個計劃。這個計劃存於神的心意中，但對人類來說卻是隱藏的，直到神選擇揭示它。對保羅來說，這個秘密計劃現在已經藉著基督向每個人顯明，且正藉著衪的使徒傳遍世界。</w:t>
+      </w:r>
+    </w:p>
+    <w:p>
+      <w:pPr/>
+      <w:r>
+        <w:rPr>
+          <w:lang w:val="zh_TW" w:bidi="zh_TW"/>
+        </w:rPr>
+      </w:r>
+      <w:r>
+        <w:rPr>
+          <w:lang w:val="zh_TW" w:bidi="zh_TW"/>
+        </w:rPr>
+        <w:t>在舊約聖經中，先知已分享了一部分的好消息，但神將一些細節隱藏，直到新約聖經才揭示。這些包括：</w:t>
+      </w:r>
+    </w:p>
+    <w:p>
+      <w:pPr>
+        <w:pStyle w:val="ListBullet"/>
+        <w:spacing w:line="240" w:lineRule="auto"/>
+        <w:ind w:left="720"/>
+      </w:pPr>
+      <w:r>
+        <w:rPr>
+          <w:lang w:val="zh_TW" w:bidi="zh_TW"/>
+        </w:rPr>
+      </w:r>
+      <w:r>
+        <w:rPr>
+          <w:lang w:val="zh_TW" w:bidi="zh_TW"/>
+        </w:rPr>
+        <w:t>外邦人（非猶太人）完全參與於這個好消息之中，與猶太人同為後嗣（</w:t>
+      </w:r>
+      <w:hyperlink r:id="rId74">
+        <w:r>
+          <w:rPr>
+            <w:lang w:val="zh_TW" w:bidi="zh_TW"/>
+          </w:rPr>
+          <w:rPr>
+            <w:color w:val="0000EE"/>
+            <w:u w:val="single"/>
+          </w:rPr>
+          <w:t>西1:27</w:t>
+        </w:r>
+      </w:hyperlink>
+      <w:r>
+        <w:rPr>
+          <w:lang w:val="zh_TW" w:bidi="zh_TW"/>
+        </w:rPr>
+        <w:t>；</w:t>
+      </w:r>
+      <w:hyperlink r:id="rId75">
+        <w:r>
+          <w:rPr>
+            <w:lang w:val="zh_TW" w:bidi="zh_TW"/>
+          </w:rPr>
+          <w:rPr>
+            <w:color w:val="0000EE"/>
+            <w:u w:val="single"/>
+          </w:rPr>
+          <w:t>弗3:1–9</w:t>
+        </w:r>
+      </w:hyperlink>
+      <w:r>
+        <w:rPr>
+          <w:lang w:val="zh_TW" w:bidi="zh_TW"/>
+        </w:rPr>
+        <w:t>）；</w:t>
+      </w:r>
+    </w:p>
+    <w:p>
+      <w:pPr>
+        <w:pStyle w:val="ListBullet"/>
+        <w:spacing w:line="240" w:lineRule="auto"/>
+        <w:ind w:left="720"/>
+      </w:pPr>
+      <w:r>
+        <w:rPr>
+          <w:lang w:val="zh_TW" w:bidi="zh_TW"/>
+        </w:rPr>
+      </w:r>
+      <w:r>
+        <w:rPr>
+          <w:lang w:val="zh_TW" w:bidi="zh_TW"/>
+        </w:rPr>
+        <w:t>耶穌基督在信徒心中的內住（</w:t>
+      </w:r>
+      <w:hyperlink r:id="rId74">
+        <w:r>
+          <w:rPr>
+            <w:lang w:val="zh_TW" w:bidi="zh_TW"/>
+          </w:rPr>
+          <w:rPr>
+            <w:color w:val="0000EE"/>
+            <w:u w:val="single"/>
+          </w:rPr>
+          <w:t>西1:27</w:t>
+        </w:r>
+      </w:hyperlink>
+      <w:r>
+        <w:rPr>
+          <w:lang w:val="zh_TW" w:bidi="zh_TW"/>
+        </w:rPr>
+        <w:t>，</w:t>
+      </w:r>
+      <w:hyperlink r:id="rId65">
+        <w:r>
+          <w:rPr>
+            <w:lang w:val="zh_TW" w:bidi="zh_TW"/>
+          </w:rPr>
+          <w:rPr>
+            <w:color w:val="0000EE"/>
+            <w:u w:val="single"/>
+          </w:rPr>
+          <w:t>2:2</w:t>
+        </w:r>
+      </w:hyperlink>
+      <w:r>
+        <w:rPr>
+          <w:lang w:val="zh_TW" w:bidi="zh_TW"/>
+        </w:rPr>
+        <w:t>）；以及</w:t>
+      </w:r>
+    </w:p>
+    <w:p>
+      <w:pPr>
+        <w:pStyle w:val="ListBullet"/>
+        <w:spacing w:line="240" w:lineRule="auto"/>
+        <w:ind w:left="720"/>
+      </w:pPr>
+      <w:r>
+        <w:rPr>
+          <w:lang w:val="zh_TW" w:bidi="zh_TW"/>
+        </w:rPr>
+      </w:r>
+      <w:r>
+        <w:rPr>
+          <w:lang w:val="zh_TW" w:bidi="zh_TW"/>
+        </w:rPr>
+        <w:t>基督與衪的教會的聯合（這種聯合由夫妻間的聯合來顯示或說明）（</w:t>
+      </w:r>
+      <w:hyperlink r:id="rId76">
+        <w:r>
+          <w:rPr>
+            <w:lang w:val="zh_TW" w:bidi="zh_TW"/>
+          </w:rPr>
+          <w:rPr>
+            <w:color w:val="0000EE"/>
+            <w:u w:val="single"/>
+          </w:rPr>
+          <w:t>弗5:32</w:t>
+        </w:r>
+      </w:hyperlink>
+      <w:r>
+        <w:rPr>
+          <w:lang w:val="zh_TW" w:bidi="zh_TW"/>
+        </w:rPr>
+        <w:t>）。</w:t>
+      </w:r>
+    </w:p>
+    <w:p>
+      <w:pPr/>
+      <w:r>
+        <w:rPr>
+          <w:lang w:val="zh_TW" w:bidi="zh_TW"/>
+        </w:rPr>
+      </w:r>
+      <w:r>
+        <w:rPr>
+          <w:lang w:val="zh_TW" w:bidi="zh_TW"/>
+        </w:rPr>
+        <w:t>神的計劃中有些部分仍然隱藏，將來才會顯明，例如：</w:t>
+      </w:r>
+    </w:p>
+    <w:p>
+      <w:pPr>
+        <w:pStyle w:val="ListBullet"/>
+        <w:spacing w:line="240" w:lineRule="auto"/>
+        <w:ind w:left="720"/>
+      </w:pPr>
+      <w:r>
+        <w:rPr>
+          <w:lang w:val="zh_TW" w:bidi="zh_TW"/>
+        </w:rPr>
+      </w:r>
+      <w:r>
+        <w:rPr>
+          <w:lang w:val="zh_TW" w:bidi="zh_TW"/>
+        </w:rPr>
+        <w:t>以色列全家得救 （</w:t>
+      </w:r>
+      <w:hyperlink r:id="rId77">
+        <w:r>
+          <w:rPr>
+            <w:lang w:val="zh_TW" w:bidi="zh_TW"/>
+          </w:rPr>
+          <w:rPr>
+            <w:color w:val="0000EE"/>
+            <w:u w:val="single"/>
+          </w:rPr>
+          <w:t>羅11:25–27</w:t>
+        </w:r>
+      </w:hyperlink>
+      <w:r>
+        <w:rPr>
+          <w:lang w:val="zh_TW" w:bidi="zh_TW"/>
+        </w:rPr>
+        <w:t>）；和</w:t>
+      </w:r>
+    </w:p>
+    <w:p>
+      <w:pPr>
+        <w:pStyle w:val="ListBullet"/>
+        <w:spacing w:line="240" w:lineRule="auto"/>
+        <w:ind w:left="720"/>
+      </w:pPr>
+      <w:r>
+        <w:rPr>
+          <w:lang w:val="zh_TW" w:bidi="zh_TW"/>
+        </w:rPr>
+      </w:r>
+      <w:r>
+        <w:rPr>
+          <w:lang w:val="zh_TW" w:bidi="zh_TW"/>
+        </w:rPr>
+        <w:t>當耶穌再來時，基督徒將會被改變（</w:t>
+      </w:r>
+      <w:hyperlink r:id="rId78">
+        <w:r>
+          <w:rPr>
+            <w:lang w:val="zh_TW" w:bidi="zh_TW"/>
+          </w:rPr>
+          <w:rPr>
+            <w:color w:val="0000EE"/>
+            <w:u w:val="single"/>
+          </w:rPr>
+          <w:t>林前15:51–53</w:t>
+        </w:r>
+      </w:hyperlink>
+      <w:r>
+        <w:rPr>
+          <w:lang w:val="zh_TW" w:bidi="zh_TW"/>
+        </w:rPr>
+        <w:t>）。</w:t>
+      </w:r>
+    </w:p>
+    <w:p>
+      <w:pPr/>
+      <w:r>
+        <w:rPr>
+          <w:lang w:val="zh_TW" w:bidi="zh_TW"/>
+        </w:rPr>
+      </w:r>
+      <w:r>
+        <w:rPr>
+          <w:u w:val="single"/>
+          <w:lang w:val="zh_TW" w:bidi="zh_TW"/>
+        </w:rPr>
+        <w:t>進深研究的經文段落</w:t>
+      </w:r>
+    </w:p>
+    <w:p>
+      <w:pPr/>
+      <w:r>
+        <w:rPr>
+          <w:lang w:val="zh_TW" w:bidi="zh_TW"/>
+        </w:rPr>
+      </w:r>
+      <w:hyperlink r:id="rId79">
+        <w:r>
+          <w:rPr>
+            <w:lang w:val="zh_TW" w:bidi="zh_TW"/>
+          </w:rPr>
+          <w:rPr>
+            <w:color w:val="0000EE"/>
+            <w:u w:val="single"/>
+          </w:rPr>
+          <w:t>羅11:25</w:t>
+        </w:r>
+      </w:hyperlink>
+      <w:r>
+        <w:rPr>
+          <w:lang w:val="zh_TW" w:bidi="zh_TW"/>
+        </w:rPr>
+        <w:t>，</w:t>
+      </w:r>
+      <w:hyperlink r:id="rId71">
+        <w:r>
+          <w:rPr>
+            <w:lang w:val="zh_TW" w:bidi="zh_TW"/>
+          </w:rPr>
+          <w:rPr>
+            <w:color w:val="0000EE"/>
+            <w:u w:val="single"/>
+          </w:rPr>
+          <w:t>16:25</w:t>
+        </w:r>
+      </w:hyperlink>
+      <w:r>
+        <w:rPr>
+          <w:lang w:val="zh_TW" w:bidi="zh_TW"/>
+        </w:rPr>
+        <w:t>；</w:t>
+      </w:r>
+      <w:hyperlink r:id="rId67">
+        <w:r>
+          <w:rPr>
+            <w:lang w:val="zh_TW" w:bidi="zh_TW"/>
+          </w:rPr>
+          <w:rPr>
+            <w:color w:val="0000EE"/>
+            <w:u w:val="single"/>
+          </w:rPr>
+          <w:t>林前2:1</w:t>
+        </w:r>
+      </w:hyperlink>
+      <w:r>
+        <w:rPr>
+          <w:lang w:val="zh_TW" w:bidi="zh_TW"/>
+        </w:rPr>
+        <w:t>、</w:t>
+      </w:r>
+      <w:hyperlink r:id="rId72">
+        <w:r>
+          <w:rPr>
+            <w:lang w:val="zh_TW" w:bidi="zh_TW"/>
+          </w:rPr>
+          <w:rPr>
+            <w:color w:val="0000EE"/>
+            <w:u w:val="single"/>
+          </w:rPr>
+          <w:t>7</w:t>
+        </w:r>
+      </w:hyperlink>
+      <w:r>
+        <w:rPr>
+          <w:lang w:val="zh_TW" w:bidi="zh_TW"/>
+        </w:rPr>
+        <w:t>，</w:t>
+      </w:r>
+      <w:hyperlink r:id="rId80">
+        <w:r>
+          <w:rPr>
+            <w:lang w:val="zh_TW" w:bidi="zh_TW"/>
+          </w:rPr>
+          <w:rPr>
+            <w:color w:val="0000EE"/>
+            <w:u w:val="single"/>
+          </w:rPr>
+          <w:t>15:51</w:t>
+        </w:r>
+      </w:hyperlink>
+      <w:r>
+        <w:rPr>
+          <w:lang w:val="zh_TW" w:bidi="zh_TW"/>
+        </w:rPr>
+        <w:t>；</w:t>
+      </w:r>
+      <w:hyperlink r:id="rId68">
+        <w:r>
+          <w:rPr>
+            <w:lang w:val="zh_TW" w:bidi="zh_TW"/>
+          </w:rPr>
+          <w:rPr>
+            <w:color w:val="0000EE"/>
+            <w:u w:val="single"/>
+          </w:rPr>
+          <w:t>弗1:9</w:t>
+        </w:r>
+      </w:hyperlink>
+      <w:r>
+        <w:rPr>
+          <w:lang w:val="zh_TW" w:bidi="zh_TW"/>
+        </w:rPr>
+        <w:t>，</w:t>
+      </w:r>
+      <w:hyperlink r:id="rId75">
+        <w:r>
+          <w:rPr>
+            <w:lang w:val="zh_TW" w:bidi="zh_TW"/>
+          </w:rPr>
+          <w:rPr>
+            <w:color w:val="0000EE"/>
+            <w:u w:val="single"/>
+          </w:rPr>
+          <w:t>3:1–9</w:t>
+        </w:r>
+      </w:hyperlink>
+      <w:r>
+        <w:rPr>
+          <w:lang w:val="zh_TW" w:bidi="zh_TW"/>
+        </w:rPr>
+        <w:t>，</w:t>
+      </w:r>
+      <w:hyperlink r:id="rId76">
+        <w:r>
+          <w:rPr>
+            <w:lang w:val="zh_TW" w:bidi="zh_TW"/>
+          </w:rPr>
+          <w:rPr>
+            <w:color w:val="0000EE"/>
+            <w:u w:val="single"/>
+          </w:rPr>
+          <w:t>5:32</w:t>
+        </w:r>
+      </w:hyperlink>
+      <w:r>
+        <w:rPr>
+          <w:lang w:val="zh_TW" w:bidi="zh_TW"/>
+        </w:rPr>
+        <w:t>，</w:t>
+      </w:r>
+      <w:hyperlink r:id="rId69">
+        <w:r>
+          <w:rPr>
+            <w:lang w:val="zh_TW" w:bidi="zh_TW"/>
+          </w:rPr>
+          <w:rPr>
+            <w:color w:val="0000EE"/>
+            <w:u w:val="single"/>
+          </w:rPr>
+          <w:t>6:19</w:t>
+        </w:r>
+      </w:hyperlink>
+      <w:r>
+        <w:rPr>
+          <w:lang w:val="zh_TW" w:bidi="zh_TW"/>
+        </w:rPr>
+        <w:t>；</w:t>
+      </w:r>
+      <w:hyperlink r:id="rId81">
+        <w:r>
+          <w:rPr>
+            <w:lang w:val="zh_TW" w:bidi="zh_TW"/>
+          </w:rPr>
+          <w:rPr>
+            <w:color w:val="0000EE"/>
+            <w:u w:val="single"/>
+          </w:rPr>
+          <w:t>西1:26–27</w:t>
+        </w:r>
+      </w:hyperlink>
+      <w:r>
+        <w:rPr>
+          <w:lang w:val="zh_TW" w:bidi="zh_TW"/>
+        </w:rPr>
+        <w:t>，</w:t>
+      </w:r>
+      <w:hyperlink r:id="rId65">
+        <w:r>
+          <w:rPr>
+            <w:lang w:val="zh_TW" w:bidi="zh_TW"/>
+          </w:rPr>
+          <w:rPr>
+            <w:color w:val="0000EE"/>
+            <w:u w:val="single"/>
+          </w:rPr>
+          <w:t>2:2</w:t>
+        </w:r>
+      </w:hyperlink>
+      <w:r>
+        <w:rPr>
+          <w:lang w:val="zh_TW" w:bidi="zh_TW"/>
+        </w:rPr>
+        <w:t>，</w:t>
+      </w:r>
+      <w:hyperlink r:id="rId66">
+        <w:r>
+          <w:rPr>
+            <w:lang w:val="zh_TW" w:bidi="zh_TW"/>
+          </w:rPr>
+          <w:rPr>
+            <w:color w:val="0000EE"/>
+            <w:u w:val="single"/>
+          </w:rPr>
+          <w:t>4:3</w:t>
         </w:r>
       </w:hyperlink>
       <w:r>
@@ -2586,6 +4027,12 @@
   </w:num>
   <w:num w:numId="13" w16cid:durableId="592781308">
     <w:abstractNumId w:val="11"/>
+  </w:num>
+  <w:num w:numId="14">
+    <w:abstractNumId w:val="3"/>
+    <w:lvlOverride w:ilvl="0">
+      <w:startOverride w:val="1"/>
+    </w:lvlOverride>
   </w:num>
   <w:numIdMacAtCleanup w:val="10"/>
 </w:numbering>

--- a/zht/docx/028.content.docx
+++ b/zht/docx/028.content.docx
@@ -19,7 +19,7 @@
         <w:rPr>
           <w:lang w:val="zh_TW" w:bidi="zh_TW"/>
         </w:rPr>
-        <w:t>Resource: Tyndale Open Study Notes</w:t>
+        <w:t>Resource: Aquifer Open Study Notes (Themes)</w:t>
       </w:r>
       <w:r>
         <w:rPr>
@@ -112,7 +112,7 @@
         <w:rPr>
           <w:lang w:val="zh_TW" w:bidi="zh_TW"/>
         </w:rPr>
-        <w:t>Tyndale Open Study Notes</w:t>
+        <w:t>Aquifer Open Study Notes (Themes)</w:t>
       </w:r>
     </w:p>
     <w:p>

--- a/zht/docx/028.content.docx
+++ b/zht/docx/028.content.docx
@@ -291,108 +291,72 @@
         </w:rPr>
         <w:t>使徒見證神在耶穌基督身上的工作。他們看到祂的公開事奉和復活（</w:t>
       </w:r>
-      <w:hyperlink r:id="rId13">
-        <w:r>
-          <w:rPr>
-            <w:lang w:val="zh_TW" w:bidi="zh_TW"/>
-          </w:rPr>
-          <w:rPr>
-            <w:color w:val="0000EE"/>
-            <w:u w:val="single"/>
-          </w:rPr>
-          <w:t>徒2:32</w:t>
-        </w:r>
-      </w:hyperlink>
+      <w:r>
+        <w:rPr>
+          <w:lang w:val="zh_TW" w:bidi="zh_TW"/>
+        </w:rPr>
+        <w:t>徒2:32</w:t>
+      </w:r>
       <w:r>
         <w:rPr>
           <w:lang w:val="zh_TW" w:bidi="zh_TW"/>
         </w:rPr>
         <w:t>，</w:t>
       </w:r>
-      <w:hyperlink r:id="rId14">
-        <w:r>
-          <w:rPr>
-            <w:lang w:val="zh_TW" w:bidi="zh_TW"/>
-          </w:rPr>
-          <w:rPr>
-            <w:color w:val="0000EE"/>
-            <w:u w:val="single"/>
-          </w:rPr>
-          <w:t>3:15</w:t>
-        </w:r>
-      </w:hyperlink>
+      <w:r>
+        <w:rPr>
+          <w:lang w:val="zh_TW" w:bidi="zh_TW"/>
+        </w:rPr>
+        <w:t>3:15</w:t>
+      </w:r>
       <w:r>
         <w:rPr>
           <w:lang w:val="zh_TW" w:bidi="zh_TW"/>
         </w:rPr>
         <w:t>，</w:t>
       </w:r>
-      <w:hyperlink r:id="rId15">
-        <w:r>
-          <w:rPr>
-            <w:lang w:val="zh_TW" w:bidi="zh_TW"/>
-          </w:rPr>
-          <w:rPr>
-            <w:color w:val="0000EE"/>
-            <w:u w:val="single"/>
-          </w:rPr>
-          <w:t>4:33</w:t>
-        </w:r>
-      </w:hyperlink>
+      <w:r>
+        <w:rPr>
+          <w:lang w:val="zh_TW" w:bidi="zh_TW"/>
+        </w:rPr>
+        <w:t>4:33</w:t>
+      </w:r>
       <w:r>
         <w:rPr>
           <w:lang w:val="zh_TW" w:bidi="zh_TW"/>
         </w:rPr>
         <w:t>，</w:t>
       </w:r>
-      <w:hyperlink r:id="rId16">
-        <w:r>
-          <w:rPr>
-            <w:lang w:val="zh_TW" w:bidi="zh_TW"/>
-          </w:rPr>
-          <w:rPr>
-            <w:color w:val="0000EE"/>
-            <w:u w:val="single"/>
-          </w:rPr>
-          <w:t>5:30–32</w:t>
-        </w:r>
-      </w:hyperlink>
+      <w:r>
+        <w:rPr>
+          <w:lang w:val="zh_TW" w:bidi="zh_TW"/>
+        </w:rPr>
+        <w:t>5:30–32</w:t>
+      </w:r>
       <w:r>
         <w:rPr>
           <w:lang w:val="zh_TW" w:bidi="zh_TW"/>
         </w:rPr>
         <w:t>，</w:t>
       </w:r>
-      <w:hyperlink r:id="rId17">
-        <w:r>
-          <w:rPr>
-            <w:lang w:val="zh_TW" w:bidi="zh_TW"/>
-          </w:rPr>
-          <w:rPr>
-            <w:color w:val="0000EE"/>
-            <w:u w:val="single"/>
-          </w:rPr>
-          <w:t>13:30–31</w:t>
-        </w:r>
-      </w:hyperlink>
+      <w:r>
+        <w:rPr>
+          <w:lang w:val="zh_TW" w:bidi="zh_TW"/>
+        </w:rPr>
+        <w:t>13:30–31</w:t>
+      </w:r>
       <w:r>
         <w:rPr>
           <w:lang w:val="zh_TW" w:bidi="zh_TW"/>
         </w:rPr>
         <w:t>）。他們是祂揀選的使者（</w:t>
       </w:r>
-      <w:hyperlink r:id="rId18">
-        <w:r>
-          <w:rPr>
-            <w:lang w:val="zh_TW" w:bidi="zh_TW"/>
-          </w:rPr>
-          <w:rPr>
-            <w:color w:val="0000EE"/>
-            <w:u w:val="single"/>
-          </w:rPr>
-          <w:t>10:39–43</w:t>
-        </w:r>
-      </w:hyperlink>
+      <w:r>
+        <w:rPr>
+          <w:lang w:val="zh_TW" w:bidi="zh_TW"/>
+        </w:rPr>
+        <w:t>10:39–43</w:t>
+      </w:r>
       <w:r>
         <w:rPr>
           <w:lang w:val="zh_TW" w:bidi="zh_TW"/>
@@ -417,126 +381,84 @@
         </w:rPr>
         <w:t>對這個好消息的正確回應，是悔改（遠離罪）並信靠耶穌（</w:t>
       </w:r>
-      <w:hyperlink r:id="rId19">
-        <w:r>
-          <w:rPr>
-            <w:lang w:val="zh_TW" w:bidi="zh_TW"/>
-          </w:rPr>
-          <w:rPr>
-            <w:color w:val="0000EE"/>
-            <w:u w:val="single"/>
-          </w:rPr>
-          <w:t>徒2:38</w:t>
-        </w:r>
-      </w:hyperlink>
+      <w:r>
+        <w:rPr>
+          <w:lang w:val="zh_TW" w:bidi="zh_TW"/>
+        </w:rPr>
+        <w:t>徒2:38</w:t>
+      </w:r>
       <w:r>
         <w:rPr>
           <w:lang w:val="zh_TW" w:bidi="zh_TW"/>
         </w:rPr>
         <w:t>，</w:t>
       </w:r>
-      <w:hyperlink r:id="rId20">
-        <w:r>
-          <w:rPr>
-            <w:lang w:val="zh_TW" w:bidi="zh_TW"/>
-          </w:rPr>
-          <w:rPr>
-            <w:color w:val="0000EE"/>
-            <w:u w:val="single"/>
-          </w:rPr>
-          <w:t>3:19</w:t>
-        </w:r>
-      </w:hyperlink>
+      <w:r>
+        <w:rPr>
+          <w:lang w:val="zh_TW" w:bidi="zh_TW"/>
+        </w:rPr>
+        <w:t>3:19</w:t>
+      </w:r>
       <w:r>
         <w:rPr>
           <w:lang w:val="zh_TW" w:bidi="zh_TW"/>
         </w:rPr>
         <w:t>，</w:t>
       </w:r>
-      <w:hyperlink r:id="rId21">
-        <w:r>
-          <w:rPr>
-            <w:lang w:val="zh_TW" w:bidi="zh_TW"/>
-          </w:rPr>
-          <w:rPr>
-            <w:color w:val="0000EE"/>
-            <w:u w:val="single"/>
-          </w:rPr>
-          <w:t>13:39</w:t>
-        </w:r>
-      </w:hyperlink>
+      <w:r>
+        <w:rPr>
+          <w:lang w:val="zh_TW" w:bidi="zh_TW"/>
+        </w:rPr>
+        <w:t>13:39</w:t>
+      </w:r>
       <w:r>
         <w:rPr>
           <w:lang w:val="zh_TW" w:bidi="zh_TW"/>
         </w:rPr>
         <w:t>、</w:t>
       </w:r>
-      <w:hyperlink r:id="rId22">
-        <w:r>
-          <w:rPr>
-            <w:lang w:val="zh_TW" w:bidi="zh_TW"/>
-          </w:rPr>
-          <w:rPr>
-            <w:color w:val="0000EE"/>
-            <w:u w:val="single"/>
-          </w:rPr>
-          <w:t>48</w:t>
-        </w:r>
-      </w:hyperlink>
+      <w:r>
+        <w:rPr>
+          <w:lang w:val="zh_TW" w:bidi="zh_TW"/>
+        </w:rPr>
+        <w:t>48</w:t>
+      </w:r>
       <w:r>
         <w:rPr>
           <w:lang w:val="zh_TW" w:bidi="zh_TW"/>
         </w:rPr>
         <w:t>，</w:t>
       </w:r>
-      <w:hyperlink r:id="rId23">
-        <w:r>
-          <w:rPr>
-            <w:lang w:val="zh_TW" w:bidi="zh_TW"/>
-          </w:rPr>
-          <w:rPr>
-            <w:color w:val="0000EE"/>
-            <w:u w:val="single"/>
-          </w:rPr>
-          <w:t>17:30</w:t>
-        </w:r>
-      </w:hyperlink>
+      <w:r>
+        <w:rPr>
+          <w:lang w:val="zh_TW" w:bidi="zh_TW"/>
+        </w:rPr>
+        <w:t>17:30</w:t>
+      </w:r>
       <w:r>
         <w:rPr>
           <w:lang w:val="zh_TW" w:bidi="zh_TW"/>
         </w:rPr>
         <w:t>，</w:t>
       </w:r>
-      <w:hyperlink r:id="rId24">
-        <w:r>
-          <w:rPr>
-            <w:lang w:val="zh_TW" w:bidi="zh_TW"/>
-          </w:rPr>
-          <w:rPr>
-            <w:color w:val="0000EE"/>
-            <w:u w:val="single"/>
-          </w:rPr>
-          <w:t>20:21</w:t>
-        </w:r>
-      </w:hyperlink>
+      <w:r>
+        <w:rPr>
+          <w:lang w:val="zh_TW" w:bidi="zh_TW"/>
+        </w:rPr>
+        <w:t>20:21</w:t>
+      </w:r>
       <w:r>
         <w:rPr>
           <w:lang w:val="zh_TW" w:bidi="zh_TW"/>
         </w:rPr>
         <w:t>，</w:t>
       </w:r>
-      <w:hyperlink r:id="rId25">
-        <w:r>
-          <w:rPr>
-            <w:lang w:val="zh_TW" w:bidi="zh_TW"/>
-          </w:rPr>
-          <w:rPr>
-            <w:color w:val="0000EE"/>
-            <w:u w:val="single"/>
-          </w:rPr>
-          <w:t>26:20</w:t>
-        </w:r>
-      </w:hyperlink>
+      <w:r>
+        <w:rPr>
+          <w:lang w:val="zh_TW" w:bidi="zh_TW"/>
+        </w:rPr>
+        <w:t>26:20</w:t>
+      </w:r>
       <w:r>
         <w:rPr>
           <w:lang w:val="zh_TW" w:bidi="zh_TW"/>
@@ -575,198 +497,132 @@
         </w:rPr>
         <w:t>使徒經常與地中海地區的猶太人和非猶太人（稱為外邦人）分享這個基本信息（見</w:t>
       </w:r>
-      <w:hyperlink r:id="rId26">
-        <w:r>
-          <w:rPr>
-            <w:lang w:val="zh_TW" w:bidi="zh_TW"/>
-          </w:rPr>
-          <w:rPr>
-            <w:color w:val="0000EE"/>
-            <w:u w:val="single"/>
-          </w:rPr>
-          <w:t>徒1:8</w:t>
-        </w:r>
-      </w:hyperlink>
+      <w:r>
+        <w:rPr>
+          <w:lang w:val="zh_TW" w:bidi="zh_TW"/>
+        </w:rPr>
+        <w:t>徒1:8</w:t>
+      </w:r>
       <w:r>
         <w:rPr>
           <w:lang w:val="zh_TW" w:bidi="zh_TW"/>
         </w:rPr>
         <w:t>，</w:t>
       </w:r>
-      <w:hyperlink r:id="rId27">
-        <w:r>
-          <w:rPr>
-            <w:lang w:val="zh_TW" w:bidi="zh_TW"/>
-          </w:rPr>
-          <w:rPr>
-            <w:color w:val="0000EE"/>
-            <w:u w:val="single"/>
-          </w:rPr>
-          <w:t>9:15</w:t>
-        </w:r>
-      </w:hyperlink>
+      <w:r>
+        <w:rPr>
+          <w:lang w:val="zh_TW" w:bidi="zh_TW"/>
+        </w:rPr>
+        <w:t>9:15</w:t>
+      </w:r>
       <w:r>
         <w:rPr>
           <w:lang w:val="zh_TW" w:bidi="zh_TW"/>
         </w:rPr>
         <w:t>），可以在彼得和腓利的講論中聽見（</w:t>
       </w:r>
-      <w:hyperlink r:id="rId28">
-        <w:r>
-          <w:rPr>
-            <w:lang w:val="zh_TW" w:bidi="zh_TW"/>
-          </w:rPr>
-          <w:rPr>
-            <w:color w:val="0000EE"/>
-            <w:u w:val="single"/>
-          </w:rPr>
-          <w:t>2:14–41</w:t>
-        </w:r>
-      </w:hyperlink>
+      <w:r>
+        <w:rPr>
+          <w:lang w:val="zh_TW" w:bidi="zh_TW"/>
+        </w:rPr>
+        <w:t>2:14–41</w:t>
+      </w:r>
       <w:r>
         <w:rPr>
           <w:lang w:val="zh_TW" w:bidi="zh_TW"/>
         </w:rPr>
         <w:t>，</w:t>
       </w:r>
-      <w:hyperlink r:id="rId29">
-        <w:r>
-          <w:rPr>
-            <w:lang w:val="zh_TW" w:bidi="zh_TW"/>
-          </w:rPr>
-          <w:rPr>
-            <w:color w:val="0000EE"/>
-            <w:u w:val="single"/>
-          </w:rPr>
-          <w:t>3:12–26</w:t>
-        </w:r>
-      </w:hyperlink>
+      <w:r>
+        <w:rPr>
+          <w:lang w:val="zh_TW" w:bidi="zh_TW"/>
+        </w:rPr>
+        <w:t>3:12–26</w:t>
+      </w:r>
       <w:r>
         <w:rPr>
           <w:lang w:val="zh_TW" w:bidi="zh_TW"/>
         </w:rPr>
         <w:t>，</w:t>
       </w:r>
-      <w:hyperlink r:id="rId30">
-        <w:r>
-          <w:rPr>
-            <w:lang w:val="zh_TW" w:bidi="zh_TW"/>
-          </w:rPr>
-          <w:rPr>
-            <w:color w:val="0000EE"/>
-            <w:u w:val="single"/>
-          </w:rPr>
-          <w:t>4:8–12</w:t>
-        </w:r>
-      </w:hyperlink>
+      <w:r>
+        <w:rPr>
+          <w:lang w:val="zh_TW" w:bidi="zh_TW"/>
+        </w:rPr>
+        <w:t>4:8–12</w:t>
+      </w:r>
       <w:r>
         <w:rPr>
           <w:lang w:val="zh_TW" w:bidi="zh_TW"/>
         </w:rPr>
         <w:t>、</w:t>
       </w:r>
-      <w:hyperlink r:id="rId31">
-        <w:r>
-          <w:rPr>
-            <w:lang w:val="zh_TW" w:bidi="zh_TW"/>
-          </w:rPr>
-          <w:rPr>
-            <w:color w:val="0000EE"/>
-            <w:u w:val="single"/>
-          </w:rPr>
-          <w:t>5:29–32</w:t>
-        </w:r>
-      </w:hyperlink>
+      <w:r>
+        <w:rPr>
+          <w:lang w:val="zh_TW" w:bidi="zh_TW"/>
+        </w:rPr>
+        <w:t>5:29–32</w:t>
+      </w:r>
       <w:r>
         <w:rPr>
           <w:lang w:val="zh_TW" w:bidi="zh_TW"/>
         </w:rPr>
         <w:t>、</w:t>
       </w:r>
-      <w:hyperlink r:id="rId32">
-        <w:r>
-          <w:rPr>
-            <w:lang w:val="zh_TW" w:bidi="zh_TW"/>
-          </w:rPr>
-          <w:rPr>
-            <w:color w:val="0000EE"/>
-            <w:u w:val="single"/>
-          </w:rPr>
-          <w:t>8:4–13</w:t>
-        </w:r>
-      </w:hyperlink>
+      <w:r>
+        <w:rPr>
+          <w:lang w:val="zh_TW" w:bidi="zh_TW"/>
+        </w:rPr>
+        <w:t>8:4–13</w:t>
+      </w:r>
       <w:r>
         <w:rPr>
           <w:lang w:val="zh_TW" w:bidi="zh_TW"/>
         </w:rPr>
         <w:t>、</w:t>
       </w:r>
-      <w:hyperlink r:id="rId33">
-        <w:r>
-          <w:rPr>
-            <w:lang w:val="zh_TW" w:bidi="zh_TW"/>
-          </w:rPr>
-          <w:rPr>
-            <w:color w:val="0000EE"/>
-            <w:u w:val="single"/>
-          </w:rPr>
-          <w:t>26–40</w:t>
-        </w:r>
-      </w:hyperlink>
+      <w:r>
+        <w:rPr>
+          <w:lang w:val="zh_TW" w:bidi="zh_TW"/>
+        </w:rPr>
+        <w:t>26–40</w:t>
+      </w:r>
       <w:r>
         <w:rPr>
           <w:lang w:val="zh_TW" w:bidi="zh_TW"/>
         </w:rPr>
         <w:t>，</w:t>
       </w:r>
-      <w:hyperlink r:id="rId34">
-        <w:r>
-          <w:rPr>
-            <w:lang w:val="zh_TW" w:bidi="zh_TW"/>
-          </w:rPr>
-          <w:rPr>
-            <w:color w:val="0000EE"/>
-            <w:u w:val="single"/>
-          </w:rPr>
-          <w:t>10:34–43</w:t>
-        </w:r>
-      </w:hyperlink>
+      <w:r>
+        <w:rPr>
+          <w:lang w:val="zh_TW" w:bidi="zh_TW"/>
+        </w:rPr>
+        <w:t>10:34–43</w:t>
+      </w:r>
       <w:r>
         <w:rPr>
           <w:lang w:val="zh_TW" w:bidi="zh_TW"/>
         </w:rPr>
         <w:t>）。保羅的講道也包含這些主題（例如，</w:t>
       </w:r>
-      <w:hyperlink r:id="rId35">
-        <w:r>
-          <w:rPr>
-            <w:lang w:val="zh_TW" w:bidi="zh_TW"/>
-          </w:rPr>
-          <w:rPr>
-            <w:color w:val="0000EE"/>
-            <w:u w:val="single"/>
-          </w:rPr>
-          <w:t>徒13:16–49</w:t>
-        </w:r>
-      </w:hyperlink>
+      <w:r>
+        <w:rPr>
+          <w:lang w:val="zh_TW" w:bidi="zh_TW"/>
+        </w:rPr>
+        <w:t>徒13:16–49</w:t>
+      </w:r>
       <w:r>
         <w:rPr>
           <w:lang w:val="zh_TW" w:bidi="zh_TW"/>
         </w:rPr>
         <w:t>；</w:t>
       </w:r>
-      <w:hyperlink r:id="rId36">
-        <w:r>
-          <w:rPr>
-            <w:lang w:val="zh_TW" w:bidi="zh_TW"/>
-          </w:rPr>
-          <w:rPr>
-            <w:color w:val="0000EE"/>
-            <w:u w:val="single"/>
-          </w:rPr>
-          <w:t>林前15:1–11</w:t>
-        </w:r>
-      </w:hyperlink>
+      <w:r>
+        <w:rPr>
+          <w:lang w:val="zh_TW" w:bidi="zh_TW"/>
+        </w:rPr>
+        <w:t>林前15:1–11</w:t>
+      </w:r>
       <w:r>
         <w:rPr>
           <w:lang w:val="zh_TW" w:bidi="zh_TW"/>
@@ -787,72 +643,48 @@
         </w:rPr>
         <w:t>這個關於神拯救恩典的有力信息，改變了人們的意志和心靈去順服祂。接受這個信息是邁向救恩的第一步。神呼召所有人從罪中悔改，並信靠耶穌的拯救力量（</w:t>
       </w:r>
-      <w:hyperlink r:id="rId37">
-        <w:r>
-          <w:rPr>
-            <w:lang w:val="zh_TW" w:bidi="zh_TW"/>
-          </w:rPr>
-          <w:rPr>
-            <w:color w:val="0000EE"/>
-            <w:u w:val="single"/>
-          </w:rPr>
-          <w:t>徒4:12</w:t>
-        </w:r>
-      </w:hyperlink>
+      <w:r>
+        <w:rPr>
+          <w:lang w:val="zh_TW" w:bidi="zh_TW"/>
+        </w:rPr>
+        <w:t>徒4:12</w:t>
+      </w:r>
       <w:r>
         <w:rPr>
           <w:lang w:val="zh_TW" w:bidi="zh_TW"/>
         </w:rPr>
         <w:t>，</w:t>
       </w:r>
-      <w:hyperlink r:id="rId38">
-        <w:r>
-          <w:rPr>
-            <w:lang w:val="zh_TW" w:bidi="zh_TW"/>
-          </w:rPr>
-          <w:rPr>
-            <w:color w:val="0000EE"/>
-            <w:u w:val="single"/>
-          </w:rPr>
-          <w:t>13:38</w:t>
-        </w:r>
-      </w:hyperlink>
+      <w:r>
+        <w:rPr>
+          <w:lang w:val="zh_TW" w:bidi="zh_TW"/>
+        </w:rPr>
+        <w:t>13:38</w:t>
+      </w:r>
       <w:r>
         <w:rPr>
           <w:lang w:val="zh_TW" w:bidi="zh_TW"/>
         </w:rPr>
         <w:t>，</w:t>
       </w:r>
-      <w:hyperlink r:id="rId39">
-        <w:r>
-          <w:rPr>
-            <w:lang w:val="zh_TW" w:bidi="zh_TW"/>
-          </w:rPr>
-          <w:rPr>
-            <w:color w:val="0000EE"/>
-            <w:u w:val="single"/>
-          </w:rPr>
-          <w:t>16:30–31</w:t>
-        </w:r>
-      </w:hyperlink>
+      <w:r>
+        <w:rPr>
+          <w:lang w:val="zh_TW" w:bidi="zh_TW"/>
+        </w:rPr>
+        <w:t>16:30–31</w:t>
+      </w:r>
       <w:r>
         <w:rPr>
           <w:lang w:val="zh_TW" w:bidi="zh_TW"/>
         </w:rPr>
         <w:t>）。藉著耶穌，神持續使那些繼續信靠祂的人，與祂和好（</w:t>
       </w:r>
-      <w:hyperlink r:id="rId21">
-        <w:r>
-          <w:rPr>
-            <w:lang w:val="zh_TW" w:bidi="zh_TW"/>
-          </w:rPr>
-          <w:rPr>
-            <w:color w:val="0000EE"/>
-            <w:u w:val="single"/>
-          </w:rPr>
-          <w:t>13:39</w:t>
-        </w:r>
-      </w:hyperlink>
+      <w:r>
+        <w:rPr>
+          <w:lang w:val="zh_TW" w:bidi="zh_TW"/>
+        </w:rPr>
+        <w:t>13:39</w:t>
+      </w:r>
       <w:r>
         <w:rPr>
           <w:lang w:val="zh_TW" w:bidi="zh_TW"/>
@@ -882,498 +714,330 @@
           <w:lang w:val="zh_TW" w:bidi="zh_TW"/>
         </w:rPr>
       </w:r>
-      <w:hyperlink r:id="rId40">
-        <w:r>
-          <w:rPr>
-            <w:lang w:val="zh_TW" w:bidi="zh_TW"/>
-          </w:rPr>
-          <w:rPr>
-            <w:color w:val="0000EE"/>
-            <w:u w:val="single"/>
-          </w:rPr>
-          <w:t>太4:23–24</w:t>
-        </w:r>
-      </w:hyperlink>
+      <w:r>
+        <w:rPr>
+          <w:lang w:val="zh_TW" w:bidi="zh_TW"/>
+        </w:rPr>
+        <w:t>太4:23–24</w:t>
+      </w:r>
       <w:r>
         <w:rPr>
           <w:lang w:val="zh_TW" w:bidi="zh_TW"/>
         </w:rPr>
         <w:t>，</w:t>
       </w:r>
-      <w:hyperlink r:id="rId41">
-        <w:r>
-          <w:rPr>
-            <w:lang w:val="zh_TW" w:bidi="zh_TW"/>
-          </w:rPr>
-          <w:rPr>
-            <w:color w:val="0000EE"/>
-            <w:u w:val="single"/>
-          </w:rPr>
-          <w:t>24:14</w:t>
-        </w:r>
-      </w:hyperlink>
+      <w:r>
+        <w:rPr>
+          <w:lang w:val="zh_TW" w:bidi="zh_TW"/>
+        </w:rPr>
+        <w:t>24:14</w:t>
+      </w:r>
       <w:r>
         <w:rPr>
           <w:lang w:val="zh_TW" w:bidi="zh_TW"/>
         </w:rPr>
         <w:t>；</w:t>
       </w:r>
-      <w:hyperlink r:id="rId42">
-        <w:r>
-          <w:rPr>
-            <w:lang w:val="zh_TW" w:bidi="zh_TW"/>
-          </w:rPr>
-          <w:rPr>
-            <w:color w:val="0000EE"/>
-            <w:u w:val="single"/>
-          </w:rPr>
-          <w:t>可1:1</w:t>
-        </w:r>
-      </w:hyperlink>
+      <w:r>
+        <w:rPr>
+          <w:lang w:val="zh_TW" w:bidi="zh_TW"/>
+        </w:rPr>
+        <w:t>可1:1</w:t>
+      </w:r>
       <w:r>
         <w:rPr>
           <w:lang w:val="zh_TW" w:bidi="zh_TW"/>
         </w:rPr>
         <w:t>、</w:t>
       </w:r>
-      <w:hyperlink r:id="rId43">
-        <w:r>
-          <w:rPr>
-            <w:lang w:val="zh_TW" w:bidi="zh_TW"/>
-          </w:rPr>
-          <w:rPr>
-            <w:color w:val="0000EE"/>
-            <w:u w:val="single"/>
-          </w:rPr>
-          <w:t>14–15</w:t>
-        </w:r>
-      </w:hyperlink>
+      <w:r>
+        <w:rPr>
+          <w:lang w:val="zh_TW" w:bidi="zh_TW"/>
+        </w:rPr>
+        <w:t>14–15</w:t>
+      </w:r>
       <w:r>
         <w:rPr>
           <w:lang w:val="zh_TW" w:bidi="zh_TW"/>
         </w:rPr>
         <w:t>；</w:t>
       </w:r>
-      <w:hyperlink r:id="rId44">
-        <w:r>
-          <w:rPr>
-            <w:lang w:val="zh_TW" w:bidi="zh_TW"/>
-          </w:rPr>
-          <w:rPr>
-            <w:color w:val="0000EE"/>
-            <w:u w:val="single"/>
-          </w:rPr>
-          <w:t>路4:18–21</w:t>
-        </w:r>
-      </w:hyperlink>
+      <w:r>
+        <w:rPr>
+          <w:lang w:val="zh_TW" w:bidi="zh_TW"/>
+        </w:rPr>
+        <w:t>路4:18–21</w:t>
+      </w:r>
       <w:r>
         <w:rPr>
           <w:lang w:val="zh_TW" w:bidi="zh_TW"/>
         </w:rPr>
         <w:t>；</w:t>
       </w:r>
-      <w:hyperlink r:id="rId45">
-        <w:r>
-          <w:rPr>
-            <w:lang w:val="zh_TW" w:bidi="zh_TW"/>
-          </w:rPr>
-          <w:rPr>
-            <w:color w:val="0000EE"/>
-            <w:u w:val="single"/>
-          </w:rPr>
-          <w:t>徒2:14–40</w:t>
-        </w:r>
-      </w:hyperlink>
+      <w:r>
+        <w:rPr>
+          <w:lang w:val="zh_TW" w:bidi="zh_TW"/>
+        </w:rPr>
+        <w:t>徒2:14–40</w:t>
+      </w:r>
       <w:r>
         <w:rPr>
           <w:lang w:val="zh_TW" w:bidi="zh_TW"/>
         </w:rPr>
         <w:t>，</w:t>
       </w:r>
-      <w:hyperlink r:id="rId29">
-        <w:r>
-          <w:rPr>
-            <w:lang w:val="zh_TW" w:bidi="zh_TW"/>
-          </w:rPr>
-          <w:rPr>
-            <w:color w:val="0000EE"/>
-            <w:u w:val="single"/>
-          </w:rPr>
-          <w:t>3:12–26</w:t>
-        </w:r>
-      </w:hyperlink>
+      <w:r>
+        <w:rPr>
+          <w:lang w:val="zh_TW" w:bidi="zh_TW"/>
+        </w:rPr>
+        <w:t>3:12–26</w:t>
+      </w:r>
       <w:r>
         <w:rPr>
           <w:lang w:val="zh_TW" w:bidi="zh_TW"/>
         </w:rPr>
         <w:t>，</w:t>
       </w:r>
-      <w:hyperlink r:id="rId46">
-        <w:r>
-          <w:rPr>
-            <w:lang w:val="zh_TW" w:bidi="zh_TW"/>
-          </w:rPr>
-          <w:rPr>
-            <w:color w:val="0000EE"/>
-            <w:u w:val="single"/>
-          </w:rPr>
-          <w:t>8:25–40</w:t>
-        </w:r>
-      </w:hyperlink>
+      <w:r>
+        <w:rPr>
+          <w:lang w:val="zh_TW" w:bidi="zh_TW"/>
+        </w:rPr>
+        <w:t>8:25–40</w:t>
+      </w:r>
       <w:r>
         <w:rPr>
           <w:lang w:val="zh_TW" w:bidi="zh_TW"/>
         </w:rPr>
         <w:t>，</w:t>
       </w:r>
-      <w:hyperlink r:id="rId34">
-        <w:r>
-          <w:rPr>
-            <w:lang w:val="zh_TW" w:bidi="zh_TW"/>
-          </w:rPr>
-          <w:rPr>
-            <w:color w:val="0000EE"/>
-            <w:u w:val="single"/>
-          </w:rPr>
-          <w:t>10:34–43</w:t>
-        </w:r>
-      </w:hyperlink>
+      <w:r>
+        <w:rPr>
+          <w:lang w:val="zh_TW" w:bidi="zh_TW"/>
+        </w:rPr>
+        <w:t>10:34–43</w:t>
+      </w:r>
       <w:r>
         <w:rPr>
           <w:lang w:val="zh_TW" w:bidi="zh_TW"/>
         </w:rPr>
         <w:t>，</w:t>
       </w:r>
-      <w:hyperlink r:id="rId47">
-        <w:r>
-          <w:rPr>
-            <w:lang w:val="zh_TW" w:bidi="zh_TW"/>
-          </w:rPr>
-          <w:rPr>
-            <w:color w:val="0000EE"/>
-            <w:u w:val="single"/>
-          </w:rPr>
-          <w:t>13:16–41</w:t>
-        </w:r>
-      </w:hyperlink>
+      <w:r>
+        <w:rPr>
+          <w:lang w:val="zh_TW" w:bidi="zh_TW"/>
+        </w:rPr>
+        <w:t>13:16–41</w:t>
+      </w:r>
       <w:r>
         <w:rPr>
           <w:lang w:val="zh_TW" w:bidi="zh_TW"/>
         </w:rPr>
         <w:t>，</w:t>
       </w:r>
-      <w:hyperlink r:id="rId48">
-        <w:r>
-          <w:rPr>
-            <w:lang w:val="zh_TW" w:bidi="zh_TW"/>
-          </w:rPr>
-          <w:rPr>
-            <w:color w:val="0000EE"/>
-            <w:u w:val="single"/>
-          </w:rPr>
-          <w:t>16:31</w:t>
-        </w:r>
-      </w:hyperlink>
+      <w:r>
+        <w:rPr>
+          <w:lang w:val="zh_TW" w:bidi="zh_TW"/>
+        </w:rPr>
+        <w:t>16:31</w:t>
+      </w:r>
       <w:r>
         <w:rPr>
           <w:lang w:val="zh_TW" w:bidi="zh_TW"/>
         </w:rPr>
         <w:t>，</w:t>
       </w:r>
-      <w:hyperlink r:id="rId49">
-        <w:r>
-          <w:rPr>
-            <w:lang w:val="zh_TW" w:bidi="zh_TW"/>
-          </w:rPr>
-          <w:rPr>
-            <w:color w:val="0000EE"/>
-            <w:u w:val="single"/>
-          </w:rPr>
-          <w:t>17:16–31</w:t>
-        </w:r>
-      </w:hyperlink>
+      <w:r>
+        <w:rPr>
+          <w:lang w:val="zh_TW" w:bidi="zh_TW"/>
+        </w:rPr>
+        <w:t>17:16–31</w:t>
+      </w:r>
       <w:r>
         <w:rPr>
           <w:lang w:val="zh_TW" w:bidi="zh_TW"/>
         </w:rPr>
         <w:t>，</w:t>
       </w:r>
-      <w:hyperlink r:id="rId24">
-        <w:r>
-          <w:rPr>
-            <w:lang w:val="zh_TW" w:bidi="zh_TW"/>
-          </w:rPr>
-          <w:rPr>
-            <w:color w:val="0000EE"/>
-            <w:u w:val="single"/>
-          </w:rPr>
-          <w:t>20:21</w:t>
-        </w:r>
-      </w:hyperlink>
+      <w:r>
+        <w:rPr>
+          <w:lang w:val="zh_TW" w:bidi="zh_TW"/>
+        </w:rPr>
+        <w:t>20:21</w:t>
+      </w:r>
       <w:r>
         <w:rPr>
           <w:lang w:val="zh_TW" w:bidi="zh_TW"/>
         </w:rPr>
         <w:t>；</w:t>
       </w:r>
-      <w:hyperlink r:id="rId50">
-        <w:r>
-          <w:rPr>
-            <w:lang w:val="zh_TW" w:bidi="zh_TW"/>
-          </w:rPr>
-          <w:rPr>
-            <w:color w:val="0000EE"/>
-            <w:u w:val="single"/>
-          </w:rPr>
-          <w:t>羅1:1–5</w:t>
-        </w:r>
-      </w:hyperlink>
+      <w:r>
+        <w:rPr>
+          <w:lang w:val="zh_TW" w:bidi="zh_TW"/>
+        </w:rPr>
+        <w:t>羅1:1–5</w:t>
+      </w:r>
       <w:r>
         <w:rPr>
           <w:lang w:val="zh_TW" w:bidi="zh_TW"/>
         </w:rPr>
         <w:t>，</w:t>
       </w:r>
-      <w:hyperlink r:id="rId51">
-        <w:r>
-          <w:rPr>
-            <w:lang w:val="zh_TW" w:bidi="zh_TW"/>
-          </w:rPr>
-          <w:rPr>
-            <w:color w:val="0000EE"/>
-            <w:u w:val="single"/>
-          </w:rPr>
-          <w:t>15–17</w:t>
-        </w:r>
-      </w:hyperlink>
+      <w:r>
+        <w:rPr>
+          <w:lang w:val="zh_TW" w:bidi="zh_TW"/>
+        </w:rPr>
+        <w:t>15–17</w:t>
+      </w:r>
       <w:r>
         <w:rPr>
           <w:lang w:val="zh_TW" w:bidi="zh_TW"/>
         </w:rPr>
         <w:t>，</w:t>
       </w:r>
-      <w:hyperlink r:id="rId52">
-        <w:r>
-          <w:rPr>
-            <w:lang w:val="zh_TW" w:bidi="zh_TW"/>
-          </w:rPr>
-          <w:rPr>
-            <w:color w:val="0000EE"/>
-            <w:u w:val="single"/>
-          </w:rPr>
-          <w:t>10:15–17</w:t>
-        </w:r>
-      </w:hyperlink>
+      <w:r>
+        <w:rPr>
+          <w:lang w:val="zh_TW" w:bidi="zh_TW"/>
+        </w:rPr>
+        <w:t>10:15–17</w:t>
+      </w:r>
       <w:r>
         <w:rPr>
           <w:lang w:val="zh_TW" w:bidi="zh_TW"/>
         </w:rPr>
         <w:t>，</w:t>
       </w:r>
-      <w:hyperlink r:id="rId53">
-        <w:r>
-          <w:rPr>
-            <w:lang w:val="zh_TW" w:bidi="zh_TW"/>
-          </w:rPr>
-          <w:rPr>
-            <w:color w:val="0000EE"/>
-            <w:u w:val="single"/>
-          </w:rPr>
-          <w:t>16:25–27；</w:t>
-        </w:r>
-      </w:hyperlink>
-      <w:hyperlink r:id="rId54">
-        <w:r>
-          <w:rPr>
-            <w:lang w:val="zh_TW" w:bidi="zh_TW"/>
-          </w:rPr>
-          <w:rPr>
-            <w:color w:val="0000EE"/>
-            <w:u w:val="single"/>
-          </w:rPr>
-          <w:t>林前1:18</w:t>
-        </w:r>
-      </w:hyperlink>
+      <w:r>
+        <w:rPr>
+          <w:lang w:val="zh_TW" w:bidi="zh_TW"/>
+        </w:rPr>
+        <w:t>16:25–27；</w:t>
+      </w:r>
+      <w:r>
+        <w:rPr>
+          <w:lang w:val="zh_TW" w:bidi="zh_TW"/>
+        </w:rPr>
+        <w:t>林前1:18</w:t>
+      </w:r>
       <w:r>
         <w:rPr>
           <w:lang w:val="zh_TW" w:bidi="zh_TW"/>
         </w:rPr>
         <w:t>，</w:t>
       </w:r>
-      <w:hyperlink r:id="rId55">
-        <w:r>
-          <w:rPr>
-            <w:lang w:val="zh_TW" w:bidi="zh_TW"/>
-          </w:rPr>
-          <w:rPr>
-            <w:color w:val="0000EE"/>
-            <w:u w:val="single"/>
-          </w:rPr>
-          <w:t>15:3–8</w:t>
-        </w:r>
-      </w:hyperlink>
+      <w:r>
+        <w:rPr>
+          <w:lang w:val="zh_TW" w:bidi="zh_TW"/>
+        </w:rPr>
+        <w:t>15:3–8</w:t>
+      </w:r>
       <w:r>
         <w:rPr>
           <w:lang w:val="zh_TW" w:bidi="zh_TW"/>
         </w:rPr>
         <w:t>；</w:t>
       </w:r>
-      <w:hyperlink r:id="rId56">
-        <w:r>
-          <w:rPr>
-            <w:lang w:val="zh_TW" w:bidi="zh_TW"/>
-          </w:rPr>
-          <w:rPr>
-            <w:color w:val="0000EE"/>
-            <w:u w:val="single"/>
-          </w:rPr>
-          <w:t>林後4:3–7</w:t>
-        </w:r>
-      </w:hyperlink>
+      <w:r>
+        <w:rPr>
+          <w:lang w:val="zh_TW" w:bidi="zh_TW"/>
+        </w:rPr>
+        <w:t>林後4:3–7</w:t>
+      </w:r>
       <w:r>
         <w:rPr>
           <w:lang w:val="zh_TW" w:bidi="zh_TW"/>
         </w:rPr>
         <w:t>；</w:t>
       </w:r>
-      <w:hyperlink r:id="rId57">
-        <w:r>
-          <w:rPr>
-            <w:lang w:val="zh_TW" w:bidi="zh_TW"/>
-          </w:rPr>
-          <w:rPr>
-            <w:color w:val="0000EE"/>
-            <w:u w:val="single"/>
-          </w:rPr>
-          <w:t>弗1:13</w:t>
-        </w:r>
-      </w:hyperlink>
+      <w:r>
+        <w:rPr>
+          <w:lang w:val="zh_TW" w:bidi="zh_TW"/>
+        </w:rPr>
+        <w:t>弗1:13</w:t>
+      </w:r>
       <w:r>
         <w:rPr>
           <w:lang w:val="zh_TW" w:bidi="zh_TW"/>
         </w:rPr>
         <w:t>，</w:t>
       </w:r>
-      <w:hyperlink r:id="rId58">
-        <w:r>
-          <w:rPr>
-            <w:lang w:val="zh_TW" w:bidi="zh_TW"/>
-          </w:rPr>
-          <w:rPr>
-            <w:color w:val="0000EE"/>
-            <w:u w:val="single"/>
-          </w:rPr>
-          <w:t>2:4–18</w:t>
-        </w:r>
-      </w:hyperlink>
+      <w:r>
+        <w:rPr>
+          <w:lang w:val="zh_TW" w:bidi="zh_TW"/>
+        </w:rPr>
+        <w:t>2:4–18</w:t>
+      </w:r>
       <w:r>
         <w:rPr>
           <w:lang w:val="zh_TW" w:bidi="zh_TW"/>
         </w:rPr>
         <w:t>；</w:t>
       </w:r>
-      <w:hyperlink r:id="rId59">
-        <w:r>
-          <w:rPr>
-            <w:lang w:val="zh_TW" w:bidi="zh_TW"/>
-          </w:rPr>
-          <w:rPr>
-            <w:color w:val="0000EE"/>
-            <w:u w:val="single"/>
-          </w:rPr>
-          <w:t>帖後2:13–14</w:t>
-        </w:r>
-      </w:hyperlink>
+      <w:r>
+        <w:rPr>
+          <w:lang w:val="zh_TW" w:bidi="zh_TW"/>
+        </w:rPr>
+        <w:t>帖後2:13–14</w:t>
+      </w:r>
       <w:r>
         <w:rPr>
           <w:lang w:val="zh_TW" w:bidi="zh_TW"/>
         </w:rPr>
         <w:t>；</w:t>
       </w:r>
-      <w:hyperlink r:id="rId60">
-        <w:r>
-          <w:rPr>
-            <w:lang w:val="zh_TW" w:bidi="zh_TW"/>
-          </w:rPr>
-          <w:rPr>
-            <w:color w:val="0000EE"/>
-            <w:u w:val="single"/>
-          </w:rPr>
-          <w:t>提後1:9–10</w:t>
-        </w:r>
-      </w:hyperlink>
+      <w:r>
+        <w:rPr>
+          <w:lang w:val="zh_TW" w:bidi="zh_TW"/>
+        </w:rPr>
+        <w:t>提後1:9–10</w:t>
+      </w:r>
       <w:r>
         <w:rPr>
           <w:lang w:val="zh_TW" w:bidi="zh_TW"/>
         </w:rPr>
         <w:t>，</w:t>
       </w:r>
-      <w:hyperlink r:id="rId61">
-        <w:r>
-          <w:rPr>
-            <w:lang w:val="zh_TW" w:bidi="zh_TW"/>
-          </w:rPr>
-          <w:rPr>
-            <w:color w:val="0000EE"/>
-            <w:u w:val="single"/>
-          </w:rPr>
-          <w:t>2:8–13</w:t>
-        </w:r>
-      </w:hyperlink>
+      <w:r>
+        <w:rPr>
+          <w:lang w:val="zh_TW" w:bidi="zh_TW"/>
+        </w:rPr>
+        <w:t>2:8–13</w:t>
+      </w:r>
       <w:r>
         <w:rPr>
           <w:lang w:val="zh_TW" w:bidi="zh_TW"/>
         </w:rPr>
         <w:t>；</w:t>
       </w:r>
-      <w:hyperlink r:id="rId62">
-        <w:r>
-          <w:rPr>
-            <w:lang w:val="zh_TW" w:bidi="zh_TW"/>
-          </w:rPr>
-          <w:rPr>
-            <w:color w:val="0000EE"/>
-            <w:u w:val="single"/>
-          </w:rPr>
-          <w:t>來4:1–16</w:t>
-        </w:r>
-      </w:hyperlink>
+      <w:r>
+        <w:rPr>
+          <w:lang w:val="zh_TW" w:bidi="zh_TW"/>
+        </w:rPr>
+        <w:t>來4:1–16</w:t>
+      </w:r>
       <w:r>
         <w:rPr>
           <w:lang w:val="zh_TW" w:bidi="zh_TW"/>
         </w:rPr>
         <w:t>；</w:t>
       </w:r>
-      <w:hyperlink r:id="rId63">
-        <w:r>
-          <w:rPr>
-            <w:lang w:val="zh_TW" w:bidi="zh_TW"/>
-          </w:rPr>
-          <w:rPr>
-            <w:color w:val="0000EE"/>
-            <w:u w:val="single"/>
-          </w:rPr>
-          <w:t>彼前1:3–12</w:t>
-        </w:r>
-      </w:hyperlink>
+      <w:r>
+        <w:rPr>
+          <w:lang w:val="zh_TW" w:bidi="zh_TW"/>
+        </w:rPr>
+        <w:t>彼前1:3–12</w:t>
+      </w:r>
       <w:r>
         <w:rPr>
           <w:lang w:val="zh_TW" w:bidi="zh_TW"/>
         </w:rPr>
         <w:t>；</w:t>
       </w:r>
-      <w:hyperlink r:id="rId64">
-        <w:r>
-          <w:rPr>
-            <w:lang w:val="zh_TW" w:bidi="zh_TW"/>
-          </w:rPr>
-          <w:rPr>
-            <w:color w:val="0000EE"/>
-            <w:u w:val="single"/>
-          </w:rPr>
-          <w:t>啟14:6–7</w:t>
-        </w:r>
-      </w:hyperlink>
+      <w:r>
+        <w:rPr>
+          <w:lang w:val="zh_TW" w:bidi="zh_TW"/>
+        </w:rPr>
+        <w:t>啟14:6–7</w:t>
+      </w:r>
       <w:r>
         <w:rPr>
           <w:lang w:val="zh_TW" w:bidi="zh_TW"/>
@@ -1461,162 +1125,108 @@
         </w:rPr>
         <w:t>來指這好消息本身（</w:t>
       </w:r>
-      <w:hyperlink r:id="rId65">
-        <w:r>
-          <w:rPr>
-            <w:lang w:val="zh_TW" w:bidi="zh_TW"/>
-          </w:rPr>
-          <w:rPr>
-            <w:color w:val="0000EE"/>
-            <w:u w:val="single"/>
-          </w:rPr>
-          <w:t>西2:2</w:t>
-        </w:r>
-      </w:hyperlink>
+      <w:r>
+        <w:rPr>
+          <w:lang w:val="zh_TW" w:bidi="zh_TW"/>
+        </w:rPr>
+        <w:t>西2:2</w:t>
+      </w:r>
       <w:r>
         <w:rPr>
           <w:lang w:val="zh_TW" w:bidi="zh_TW"/>
         </w:rPr>
         <w:t>，</w:t>
       </w:r>
-      <w:hyperlink r:id="rId66">
-        <w:r>
-          <w:rPr>
-            <w:lang w:val="zh_TW" w:bidi="zh_TW"/>
-          </w:rPr>
-          <w:rPr>
-            <w:color w:val="0000EE"/>
-            <w:u w:val="single"/>
-          </w:rPr>
-          <w:t>4:3</w:t>
-        </w:r>
-      </w:hyperlink>
+      <w:r>
+        <w:rPr>
+          <w:lang w:val="zh_TW" w:bidi="zh_TW"/>
+        </w:rPr>
+        <w:t>4:3</w:t>
+      </w:r>
       <w:r>
         <w:rPr>
           <w:lang w:val="zh_TW" w:bidi="zh_TW"/>
         </w:rPr>
         <w:t>；</w:t>
       </w:r>
-      <w:hyperlink r:id="rId67">
-        <w:r>
-          <w:rPr>
-            <w:lang w:val="zh_TW" w:bidi="zh_TW"/>
-          </w:rPr>
-          <w:rPr>
-            <w:color w:val="0000EE"/>
-            <w:u w:val="single"/>
-          </w:rPr>
-          <w:t>林前2:1</w:t>
-        </w:r>
-      </w:hyperlink>
+      <w:r>
+        <w:rPr>
+          <w:lang w:val="zh_TW" w:bidi="zh_TW"/>
+        </w:rPr>
+        <w:t>林前2:1</w:t>
+      </w:r>
       <w:r>
         <w:rPr>
           <w:lang w:val="zh_TW" w:bidi="zh_TW"/>
         </w:rPr>
         <w:t>；</w:t>
       </w:r>
-      <w:hyperlink r:id="rId68">
-        <w:r>
-          <w:rPr>
-            <w:lang w:val="zh_TW" w:bidi="zh_TW"/>
-          </w:rPr>
-          <w:rPr>
-            <w:color w:val="0000EE"/>
-            <w:u w:val="single"/>
-          </w:rPr>
-          <w:t>弗1:9</w:t>
-        </w:r>
-      </w:hyperlink>
+      <w:r>
+        <w:rPr>
+          <w:lang w:val="zh_TW" w:bidi="zh_TW"/>
+        </w:rPr>
+        <w:t>弗1:9</w:t>
+      </w:r>
       <w:r>
         <w:rPr>
           <w:lang w:val="zh_TW" w:bidi="zh_TW"/>
         </w:rPr>
         <w:t>，</w:t>
       </w:r>
-      <w:hyperlink r:id="rId69">
-        <w:r>
-          <w:rPr>
-            <w:lang w:val="zh_TW" w:bidi="zh_TW"/>
-          </w:rPr>
-          <w:rPr>
-            <w:color w:val="0000EE"/>
-            <w:u w:val="single"/>
-          </w:rPr>
-          <w:t>6:19</w:t>
-        </w:r>
-      </w:hyperlink>
+      <w:r>
+        <w:rPr>
+          <w:lang w:val="zh_TW" w:bidi="zh_TW"/>
+        </w:rPr>
+        <w:t>6:19</w:t>
+      </w:r>
       <w:r>
         <w:rPr>
           <w:lang w:val="zh_TW" w:bidi="zh_TW"/>
         </w:rPr>
         <w:t>）。而更常指所隱藏的事，如保羅在</w:t>
       </w:r>
-      <w:hyperlink r:id="rId70">
-        <w:r>
-          <w:rPr>
-            <w:lang w:val="zh_TW" w:bidi="zh_TW"/>
-          </w:rPr>
-          <w:rPr>
-            <w:color w:val="0000EE"/>
-            <w:u w:val="single"/>
-          </w:rPr>
-          <w:t>歌羅西書一章26節</w:t>
-        </w:r>
-      </w:hyperlink>
+      <w:r>
+        <w:rPr>
+          <w:lang w:val="zh_TW" w:bidi="zh_TW"/>
+        </w:rPr>
+        <w:t>歌羅西書一章26節</w:t>
+      </w:r>
       <w:r>
         <w:rPr>
           <w:lang w:val="zh_TW" w:bidi="zh_TW"/>
         </w:rPr>
         <w:t>中，這是「歷世歷代所隱藏的奧祕；但如今向衪的聖徒顯明了」（另見</w:t>
       </w:r>
-      <w:hyperlink r:id="rId71">
-        <w:r>
-          <w:rPr>
-            <w:lang w:val="zh_TW" w:bidi="zh_TW"/>
-          </w:rPr>
-          <w:rPr>
-            <w:color w:val="0000EE"/>
-            <w:u w:val="single"/>
-          </w:rPr>
-          <w:t>羅16:25</w:t>
-        </w:r>
-      </w:hyperlink>
+      <w:r>
+        <w:rPr>
+          <w:lang w:val="zh_TW" w:bidi="zh_TW"/>
+        </w:rPr>
+        <w:t>羅16:25</w:t>
+      </w:r>
       <w:r>
         <w:rPr>
           <w:lang w:val="zh_TW" w:bidi="zh_TW"/>
         </w:rPr>
         <w:t>；</w:t>
       </w:r>
-      <w:hyperlink r:id="rId72">
-        <w:r>
-          <w:rPr>
-            <w:lang w:val="zh_TW" w:bidi="zh_TW"/>
-          </w:rPr>
-          <w:rPr>
-            <w:color w:val="0000EE"/>
-            <w:u w:val="single"/>
-          </w:rPr>
-          <w:t>林前2:7</w:t>
-        </w:r>
-      </w:hyperlink>
+      <w:r>
+        <w:rPr>
+          <w:lang w:val="zh_TW" w:bidi="zh_TW"/>
+        </w:rPr>
+        <w:t>林前2:7</w:t>
+      </w:r>
       <w:r>
         <w:rPr>
           <w:lang w:val="zh_TW" w:bidi="zh_TW"/>
         </w:rPr>
         <w:t>；</w:t>
       </w:r>
-      <w:hyperlink r:id="rId73">
-        <w:r>
-          <w:rPr>
-            <w:lang w:val="zh_TW" w:bidi="zh_TW"/>
-          </w:rPr>
-          <w:rPr>
-            <w:color w:val="0000EE"/>
-            <w:u w:val="single"/>
-          </w:rPr>
-          <w:t>弗3:9</w:t>
-        </w:r>
-      </w:hyperlink>
+      <w:r>
+        <w:rPr>
+          <w:lang w:val="zh_TW" w:bidi="zh_TW"/>
+        </w:rPr>
+        <w:t>弗3:9</w:t>
+      </w:r>
       <w:r>
         <w:rPr>
           <w:lang w:val="zh_TW" w:bidi="zh_TW"/>
@@ -1682,36 +1292,24 @@
         </w:rPr>
         <w:t>外邦人（非猶太人）完全參與於這個好消息之中，與猶太人同為後嗣（</w:t>
       </w:r>
-      <w:hyperlink r:id="rId74">
-        <w:r>
-          <w:rPr>
-            <w:lang w:val="zh_TW" w:bidi="zh_TW"/>
-          </w:rPr>
-          <w:rPr>
-            <w:color w:val="0000EE"/>
-            <w:u w:val="single"/>
-          </w:rPr>
-          <w:t>西1:27</w:t>
-        </w:r>
-      </w:hyperlink>
+      <w:r>
+        <w:rPr>
+          <w:lang w:val="zh_TW" w:bidi="zh_TW"/>
+        </w:rPr>
+        <w:t>西1:27</w:t>
+      </w:r>
       <w:r>
         <w:rPr>
           <w:lang w:val="zh_TW" w:bidi="zh_TW"/>
         </w:rPr>
         <w:t>；</w:t>
       </w:r>
-      <w:hyperlink r:id="rId75">
-        <w:r>
-          <w:rPr>
-            <w:lang w:val="zh_TW" w:bidi="zh_TW"/>
-          </w:rPr>
-          <w:rPr>
-            <w:color w:val="0000EE"/>
-            <w:u w:val="single"/>
-          </w:rPr>
-          <w:t>弗3:1–9</w:t>
-        </w:r>
-      </w:hyperlink>
+      <w:r>
+        <w:rPr>
+          <w:lang w:val="zh_TW" w:bidi="zh_TW"/>
+        </w:rPr>
+        <w:t>弗3:1–9</w:t>
+      </w:r>
       <w:r>
         <w:rPr>
           <w:lang w:val="zh_TW" w:bidi="zh_TW"/>
@@ -1736,36 +1334,24 @@
         </w:rPr>
         <w:t>耶穌基督在信徒心中的內住（</w:t>
       </w:r>
-      <w:hyperlink r:id="rId74">
-        <w:r>
-          <w:rPr>
-            <w:lang w:val="zh_TW" w:bidi="zh_TW"/>
-          </w:rPr>
-          <w:rPr>
-            <w:color w:val="0000EE"/>
-            <w:u w:val="single"/>
-          </w:rPr>
-          <w:t>西1:27</w:t>
-        </w:r>
-      </w:hyperlink>
+      <w:r>
+        <w:rPr>
+          <w:lang w:val="zh_TW" w:bidi="zh_TW"/>
+        </w:rPr>
+        <w:t>西1:27</w:t>
+      </w:r>
       <w:r>
         <w:rPr>
           <w:lang w:val="zh_TW" w:bidi="zh_TW"/>
         </w:rPr>
         <w:t>，</w:t>
       </w:r>
-      <w:hyperlink r:id="rId65">
-        <w:r>
-          <w:rPr>
-            <w:lang w:val="zh_TW" w:bidi="zh_TW"/>
-          </w:rPr>
-          <w:rPr>
-            <w:color w:val="0000EE"/>
-            <w:u w:val="single"/>
-          </w:rPr>
-          <w:t>2:2</w:t>
-        </w:r>
-      </w:hyperlink>
+      <w:r>
+        <w:rPr>
+          <w:lang w:val="zh_TW" w:bidi="zh_TW"/>
+        </w:rPr>
+        <w:t>2:2</w:t>
+      </w:r>
       <w:r>
         <w:rPr>
           <w:lang w:val="zh_TW" w:bidi="zh_TW"/>
@@ -1790,18 +1376,12 @@
         </w:rPr>
         <w:t>基督與衪的教會的聯合（這種聯合由夫妻間的聯合來顯示或說明）（</w:t>
       </w:r>
-      <w:hyperlink r:id="rId76">
-        <w:r>
-          <w:rPr>
-            <w:lang w:val="zh_TW" w:bidi="zh_TW"/>
-          </w:rPr>
-          <w:rPr>
-            <w:color w:val="0000EE"/>
-            <w:u w:val="single"/>
-          </w:rPr>
-          <w:t>弗5:32</w:t>
-        </w:r>
-      </w:hyperlink>
+      <w:r>
+        <w:rPr>
+          <w:lang w:val="zh_TW" w:bidi="zh_TW"/>
+        </w:rPr>
+        <w:t>弗5:32</w:t>
+      </w:r>
       <w:r>
         <w:rPr>
           <w:lang w:val="zh_TW" w:bidi="zh_TW"/>
@@ -1840,18 +1420,12 @@
         </w:rPr>
         <w:t>以色列全家得救 （</w:t>
       </w:r>
-      <w:hyperlink r:id="rId77">
-        <w:r>
-          <w:rPr>
-            <w:lang w:val="zh_TW" w:bidi="zh_TW"/>
-          </w:rPr>
-          <w:rPr>
-            <w:color w:val="0000EE"/>
-            <w:u w:val="single"/>
-          </w:rPr>
-          <w:t>羅11:25–27</w:t>
-        </w:r>
-      </w:hyperlink>
+      <w:r>
+        <w:rPr>
+          <w:lang w:val="zh_TW" w:bidi="zh_TW"/>
+        </w:rPr>
+        <w:t>羅11:25–27</w:t>
+      </w:r>
       <w:r>
         <w:rPr>
           <w:lang w:val="zh_TW" w:bidi="zh_TW"/>
@@ -1876,18 +1450,12 @@
         </w:rPr>
         <w:t>當耶穌再來時，基督徒將會被改變（</w:t>
       </w:r>
-      <w:hyperlink r:id="rId78">
-        <w:r>
-          <w:rPr>
-            <w:lang w:val="zh_TW" w:bidi="zh_TW"/>
-          </w:rPr>
-          <w:rPr>
-            <w:color w:val="0000EE"/>
-            <w:u w:val="single"/>
-          </w:rPr>
-          <w:t>林前15:51–53</w:t>
-        </w:r>
-      </w:hyperlink>
+      <w:r>
+        <w:rPr>
+          <w:lang w:val="zh_TW" w:bidi="zh_TW"/>
+        </w:rPr>
+        <w:t>林前15:51–53</w:t>
+      </w:r>
       <w:r>
         <w:rPr>
           <w:lang w:val="zh_TW" w:bidi="zh_TW"/>
@@ -1917,216 +1485,144 @@
           <w:lang w:val="zh_TW" w:bidi="zh_TW"/>
         </w:rPr>
       </w:r>
-      <w:hyperlink r:id="rId79">
-        <w:r>
-          <w:rPr>
-            <w:lang w:val="zh_TW" w:bidi="zh_TW"/>
-          </w:rPr>
-          <w:rPr>
-            <w:color w:val="0000EE"/>
-            <w:u w:val="single"/>
-          </w:rPr>
-          <w:t>羅11:25</w:t>
-        </w:r>
-      </w:hyperlink>
+      <w:r>
+        <w:rPr>
+          <w:lang w:val="zh_TW" w:bidi="zh_TW"/>
+        </w:rPr>
+        <w:t>羅11:25</w:t>
+      </w:r>
       <w:r>
         <w:rPr>
           <w:lang w:val="zh_TW" w:bidi="zh_TW"/>
         </w:rPr>
         <w:t>，</w:t>
       </w:r>
-      <w:hyperlink r:id="rId71">
-        <w:r>
-          <w:rPr>
-            <w:lang w:val="zh_TW" w:bidi="zh_TW"/>
-          </w:rPr>
-          <w:rPr>
-            <w:color w:val="0000EE"/>
-            <w:u w:val="single"/>
-          </w:rPr>
-          <w:t>16:25</w:t>
-        </w:r>
-      </w:hyperlink>
+      <w:r>
+        <w:rPr>
+          <w:lang w:val="zh_TW" w:bidi="zh_TW"/>
+        </w:rPr>
+        <w:t>16:25</w:t>
+      </w:r>
       <w:r>
         <w:rPr>
           <w:lang w:val="zh_TW" w:bidi="zh_TW"/>
         </w:rPr>
         <w:t>；</w:t>
       </w:r>
-      <w:hyperlink r:id="rId67">
-        <w:r>
-          <w:rPr>
-            <w:lang w:val="zh_TW" w:bidi="zh_TW"/>
-          </w:rPr>
-          <w:rPr>
-            <w:color w:val="0000EE"/>
-            <w:u w:val="single"/>
-          </w:rPr>
-          <w:t>林前2:1</w:t>
-        </w:r>
-      </w:hyperlink>
+      <w:r>
+        <w:rPr>
+          <w:lang w:val="zh_TW" w:bidi="zh_TW"/>
+        </w:rPr>
+        <w:t>林前2:1</w:t>
+      </w:r>
       <w:r>
         <w:rPr>
           <w:lang w:val="zh_TW" w:bidi="zh_TW"/>
         </w:rPr>
         <w:t>、</w:t>
       </w:r>
-      <w:hyperlink r:id="rId72">
-        <w:r>
-          <w:rPr>
-            <w:lang w:val="zh_TW" w:bidi="zh_TW"/>
-          </w:rPr>
-          <w:rPr>
-            <w:color w:val="0000EE"/>
-            <w:u w:val="single"/>
-          </w:rPr>
-          <w:t>7</w:t>
-        </w:r>
-      </w:hyperlink>
+      <w:r>
+        <w:rPr>
+          <w:lang w:val="zh_TW" w:bidi="zh_TW"/>
+        </w:rPr>
+        <w:t>7</w:t>
+      </w:r>
       <w:r>
         <w:rPr>
           <w:lang w:val="zh_TW" w:bidi="zh_TW"/>
         </w:rPr>
         <w:t>，</w:t>
       </w:r>
-      <w:hyperlink r:id="rId80">
-        <w:r>
-          <w:rPr>
-            <w:lang w:val="zh_TW" w:bidi="zh_TW"/>
-          </w:rPr>
-          <w:rPr>
-            <w:color w:val="0000EE"/>
-            <w:u w:val="single"/>
-          </w:rPr>
-          <w:t>15:51</w:t>
-        </w:r>
-      </w:hyperlink>
+      <w:r>
+        <w:rPr>
+          <w:lang w:val="zh_TW" w:bidi="zh_TW"/>
+        </w:rPr>
+        <w:t>15:51</w:t>
+      </w:r>
       <w:r>
         <w:rPr>
           <w:lang w:val="zh_TW" w:bidi="zh_TW"/>
         </w:rPr>
         <w:t>；</w:t>
       </w:r>
-      <w:hyperlink r:id="rId68">
-        <w:r>
-          <w:rPr>
-            <w:lang w:val="zh_TW" w:bidi="zh_TW"/>
-          </w:rPr>
-          <w:rPr>
-            <w:color w:val="0000EE"/>
-            <w:u w:val="single"/>
-          </w:rPr>
-          <w:t>弗1:9</w:t>
-        </w:r>
-      </w:hyperlink>
+      <w:r>
+        <w:rPr>
+          <w:lang w:val="zh_TW" w:bidi="zh_TW"/>
+        </w:rPr>
+        <w:t>弗1:9</w:t>
+      </w:r>
       <w:r>
         <w:rPr>
           <w:lang w:val="zh_TW" w:bidi="zh_TW"/>
         </w:rPr>
         <w:t>，</w:t>
       </w:r>
-      <w:hyperlink r:id="rId75">
-        <w:r>
-          <w:rPr>
-            <w:lang w:val="zh_TW" w:bidi="zh_TW"/>
-          </w:rPr>
-          <w:rPr>
-            <w:color w:val="0000EE"/>
-            <w:u w:val="single"/>
-          </w:rPr>
-          <w:t>3:1–9</w:t>
-        </w:r>
-      </w:hyperlink>
+      <w:r>
+        <w:rPr>
+          <w:lang w:val="zh_TW" w:bidi="zh_TW"/>
+        </w:rPr>
+        <w:t>3:1–9</w:t>
+      </w:r>
       <w:r>
         <w:rPr>
           <w:lang w:val="zh_TW" w:bidi="zh_TW"/>
         </w:rPr>
         <w:t>，</w:t>
       </w:r>
-      <w:hyperlink r:id="rId76">
-        <w:r>
-          <w:rPr>
-            <w:lang w:val="zh_TW" w:bidi="zh_TW"/>
-          </w:rPr>
-          <w:rPr>
-            <w:color w:val="0000EE"/>
-            <w:u w:val="single"/>
-          </w:rPr>
-          <w:t>5:32</w:t>
-        </w:r>
-      </w:hyperlink>
+      <w:r>
+        <w:rPr>
+          <w:lang w:val="zh_TW" w:bidi="zh_TW"/>
+        </w:rPr>
+        <w:t>5:32</w:t>
+      </w:r>
       <w:r>
         <w:rPr>
           <w:lang w:val="zh_TW" w:bidi="zh_TW"/>
         </w:rPr>
         <w:t>，</w:t>
       </w:r>
-      <w:hyperlink r:id="rId69">
-        <w:r>
-          <w:rPr>
-            <w:lang w:val="zh_TW" w:bidi="zh_TW"/>
-          </w:rPr>
-          <w:rPr>
-            <w:color w:val="0000EE"/>
-            <w:u w:val="single"/>
-          </w:rPr>
-          <w:t>6:19</w:t>
-        </w:r>
-      </w:hyperlink>
+      <w:r>
+        <w:rPr>
+          <w:lang w:val="zh_TW" w:bidi="zh_TW"/>
+        </w:rPr>
+        <w:t>6:19</w:t>
+      </w:r>
       <w:r>
         <w:rPr>
           <w:lang w:val="zh_TW" w:bidi="zh_TW"/>
         </w:rPr>
         <w:t>；</w:t>
       </w:r>
-      <w:hyperlink r:id="rId81">
-        <w:r>
-          <w:rPr>
-            <w:lang w:val="zh_TW" w:bidi="zh_TW"/>
-          </w:rPr>
-          <w:rPr>
-            <w:color w:val="0000EE"/>
-            <w:u w:val="single"/>
-          </w:rPr>
-          <w:t>西1:26–27</w:t>
-        </w:r>
-      </w:hyperlink>
+      <w:r>
+        <w:rPr>
+          <w:lang w:val="zh_TW" w:bidi="zh_TW"/>
+        </w:rPr>
+        <w:t>西1:26–27</w:t>
+      </w:r>
       <w:r>
         <w:rPr>
           <w:lang w:val="zh_TW" w:bidi="zh_TW"/>
         </w:rPr>
         <w:t>，</w:t>
       </w:r>
-      <w:hyperlink r:id="rId65">
-        <w:r>
-          <w:rPr>
-            <w:lang w:val="zh_TW" w:bidi="zh_TW"/>
-          </w:rPr>
-          <w:rPr>
-            <w:color w:val="0000EE"/>
-            <w:u w:val="single"/>
-          </w:rPr>
-          <w:t>2:2</w:t>
-        </w:r>
-      </w:hyperlink>
+      <w:r>
+        <w:rPr>
+          <w:lang w:val="zh_TW" w:bidi="zh_TW"/>
+        </w:rPr>
+        <w:t>2:2</w:t>
+      </w:r>
       <w:r>
         <w:rPr>
           <w:lang w:val="zh_TW" w:bidi="zh_TW"/>
         </w:rPr>
         <w:t>，</w:t>
       </w:r>
-      <w:hyperlink r:id="rId66">
-        <w:r>
-          <w:rPr>
-            <w:lang w:val="zh_TW" w:bidi="zh_TW"/>
-          </w:rPr>
-          <w:rPr>
-            <w:color w:val="0000EE"/>
-            <w:u w:val="single"/>
-          </w:rPr>
-          <w:t>4:3</w:t>
-        </w:r>
-      </w:hyperlink>
+      <w:r>
+        <w:rPr>
+          <w:lang w:val="zh_TW" w:bidi="zh_TW"/>
+        </w:rPr>
+        <w:t>4:3</w:t>
+      </w:r>
       <w:r>
         <w:rPr>
           <w:lang w:val="zh_TW" w:bidi="zh_TW"/>
